--- a/Documentos/3.1.2 Plan Pruebas Funcionales(1).docx
+++ b/Documentos/3.1.2 Plan Pruebas Funcionales(1).docx
@@ -139,9 +139,11 @@
           <w:rFonts w:hint="eastAsia"/>
         </w:rPr>
       </w:pPr>
+      <w:proofErr w:type="spellStart"/>
       <w:r>
         <w:t>Pripelu</w:t>
       </w:r>
+      <w:proofErr w:type="spellEnd"/>
     </w:p>
     <w:p>
       <w:pPr>
@@ -164,7 +166,15 @@
         </w:rPr>
       </w:pPr>
       <w:r>
-        <w:t xml:space="preserve">Grupo N° </w:t>
+        <w:t xml:space="preserve">Grupo </w:t>
+      </w:r>
+      <w:proofErr w:type="spellStart"/>
+      <w:r>
+        <w:t>N°</w:t>
+      </w:r>
+      <w:proofErr w:type="spellEnd"/>
+      <w:r>
+        <w:t xml:space="preserve"> </w:t>
       </w:r>
       <w:r>
         <w:t>X</w:t>
@@ -186,10 +196,10 @@
         </w:rPr>
       </w:pPr>
       <w:r>
-        <w:t xml:space="preserve">Versión: </w:t>
+        <w:t>Versión:</w:t>
       </w:r>
       <w:r>
-        <w:t>X</w:t>
+        <w:t>2</w:t>
       </w:r>
     </w:p>
     <w:p>
@@ -203,19 +213,13 @@
         <w:t xml:space="preserve">Fecha: </w:t>
       </w:r>
       <w:r>
-        <w:t>dd</w:t>
+        <w:t>14/06</w:t>
       </w:r>
       <w:r>
         <w:t>/</w:t>
       </w:r>
       <w:r>
-        <w:t>mm</w:t>
-      </w:r>
-      <w:r>
-        <w:t>/</w:t>
-      </w:r>
-      <w:r>
-        <w:t>aaaa</w:t>
+        <w:t>2026</w:t>
       </w:r>
     </w:p>
     <w:p>
@@ -339,8 +343,13 @@
               </w:rPr>
             </w:pPr>
             <w:r>
-              <w:t>Peluquería Pripelu</w:t>
-            </w:r>
+              <w:t xml:space="preserve">Peluquería </w:t>
+            </w:r>
+            <w:proofErr w:type="spellStart"/>
+            <w:r>
+              <w:t>Pripelu</w:t>
+            </w:r>
+            <w:proofErr w:type="spellEnd"/>
           </w:p>
         </w:tc>
       </w:tr>
@@ -404,8 +413,13 @@
               </w:rPr>
             </w:pPr>
             <w:r>
-              <w:t>Web Pripelu</w:t>
-            </w:r>
+              <w:t xml:space="preserve">Web </w:t>
+            </w:r>
+            <w:proofErr w:type="spellStart"/>
+            <w:r>
+              <w:t>Pripelu</w:t>
+            </w:r>
+            <w:proofErr w:type="spellEnd"/>
           </w:p>
         </w:tc>
       </w:tr>
@@ -599,7 +613,7 @@
               </w:rPr>
             </w:pPr>
             <w:r>
-              <w:t>1</w:t>
+              <w:t>2</w:t>
             </w:r>
           </w:p>
         </w:tc>
@@ -662,7 +676,10 @@
               </w:rPr>
             </w:pPr>
             <w:r>
-              <w:t>08/06/2026</w:t>
+              <w:t>12</w:t>
+            </w:r>
+            <w:r>
+              <w:t>/06/2026</w:t>
             </w:r>
           </w:p>
         </w:tc>
@@ -724,6 +741,9 @@
                 <w:rFonts w:hint="eastAsia"/>
               </w:rPr>
             </w:pPr>
+            <w:r>
+              <w:t>Tomas Heise</w:t>
+            </w:r>
           </w:p>
         </w:tc>
         <w:tc>
@@ -785,7 +805,19 @@
               </w:rPr>
             </w:pPr>
             <w:r>
-              <w:t>DD/MM/AAAA</w:t>
+              <w:t>14</w:t>
+            </w:r>
+            <w:r>
+              <w:t>/</w:t>
+            </w:r>
+            <w:r>
+              <w:t>06</w:t>
+            </w:r>
+            <w:r>
+              <w:t>/</w:t>
+            </w:r>
+            <w:r>
+              <w:t>2026</w:t>
             </w:r>
           </w:p>
         </w:tc>
@@ -881,8 +913,17 @@
                 <w:b/>
                 <w:bCs/>
               </w:rPr>
-              <w:t>Versión doc</w:t>
-            </w:r>
+              <w:t xml:space="preserve">Versión </w:t>
+            </w:r>
+            <w:proofErr w:type="spellStart"/>
+            <w:r>
+              <w:rPr>
+                <w:b/>
+                <w:bCs/>
+              </w:rPr>
+              <w:t>doc</w:t>
+            </w:r>
+            <w:proofErr w:type="spellEnd"/>
           </w:p>
         </w:tc>
         <w:tc>
@@ -1048,7 +1089,7 @@
               </w:rPr>
             </w:pPr>
             <w:r>
-              <w:t>Versión inicial</w:t>
+              <w:t>Creación de casos de prueba</w:t>
             </w:r>
           </w:p>
         </w:tc>
@@ -1076,7 +1117,7 @@
               </w:rPr>
             </w:pPr>
             <w:r>
-              <w:t>&lt;Nombre Apellido1 Apellido2&gt;</w:t>
+              <w:t>Eugenio Parada Vargas</w:t>
             </w:r>
           </w:p>
         </w:tc>
@@ -1105,7 +1146,19 @@
               </w:rPr>
             </w:pPr>
             <w:r>
-              <w:t>DD/MM/AAAA</w:t>
+              <w:t>08</w:t>
+            </w:r>
+            <w:r>
+              <w:t>/</w:t>
+            </w:r>
+            <w:r>
+              <w:t>06</w:t>
+            </w:r>
+            <w:r>
+              <w:t>/</w:t>
+            </w:r>
+            <w:r>
+              <w:t>2026</w:t>
             </w:r>
           </w:p>
         </w:tc>
@@ -1134,6 +1187,9 @@
                 <w:rFonts w:hint="eastAsia"/>
               </w:rPr>
             </w:pPr>
+            <w:r>
+              <w:t>002</w:t>
+            </w:r>
           </w:p>
         </w:tc>
         <w:tc>
@@ -1159,6 +1215,9 @@
                 <w:rFonts w:hint="eastAsia"/>
               </w:rPr>
             </w:pPr>
+            <w:r>
+              <w:t>Resultados obtenidos</w:t>
+            </w:r>
           </w:p>
         </w:tc>
         <w:tc>
@@ -1184,6 +1243,9 @@
                 <w:rFonts w:hint="eastAsia"/>
               </w:rPr>
             </w:pPr>
+            <w:r>
+              <w:t>Tomas Heise</w:t>
+            </w:r>
           </w:p>
         </w:tc>
         <w:tc>
@@ -1210,6 +1272,9 @@
                 <w:rFonts w:hint="eastAsia"/>
               </w:rPr>
             </w:pPr>
+            <w:r>
+              <w:t>12/06/2026</w:t>
+            </w:r>
           </w:p>
         </w:tc>
       </w:tr>
@@ -1939,11 +2004,17 @@
         <w:pStyle w:val="Ttulo2"/>
         <w:rPr>
           <w:rFonts w:hint="eastAsia"/>
+          <w:i w:val="0"/>
+          <w:iCs w:val="0"/>
         </w:rPr>
       </w:pPr>
       <w:bookmarkStart w:id="1" w:name="__RefHeading__3784_904956992"/>
       <w:bookmarkEnd w:id="1"/>
       <w:r>
+        <w:rPr>
+          <w:i w:val="0"/>
+          <w:iCs w:val="0"/>
+        </w:rPr>
         <w:t>Objeto</w:t>
       </w:r>
     </w:p>
@@ -1975,11 +2046,17 @@
         <w:pStyle w:val="Ttulo2"/>
         <w:rPr>
           <w:rFonts w:hint="eastAsia"/>
+          <w:i w:val="0"/>
+          <w:iCs w:val="0"/>
         </w:rPr>
       </w:pPr>
       <w:bookmarkStart w:id="2" w:name="__RefHeading__3786_904956992"/>
       <w:bookmarkEnd w:id="2"/>
       <w:r>
+        <w:rPr>
+          <w:i w:val="0"/>
+          <w:iCs w:val="0"/>
+        </w:rPr>
         <w:t>Alcance</w:t>
       </w:r>
     </w:p>
@@ -1994,7 +2071,35 @@
         <w:rPr>
           <w:sz w:val="20"/>
         </w:rPr>
-        <w:t>El alcance de este plan de pruebas abarca los módulos de Gestión de Usuarios, Agendamiento de Citas, Asignación de Horarios de Empleados, Control de Inventario e Insumos, y el Registro de Pagos (Abonos y Totales). Se validará tanto la lógica del backend en Spring Boot como la interfaz de usuario en React.</w:t>
+        <w:t xml:space="preserve">El alcance de este plan de pruebas abarca los módulos de Gestión de Usuarios, Agendamiento de Citas, Asignación de Horarios de Empleados, Control de Inventario e Insumos, y el Registro de Pagos (Abonos y Totales). Se validará tanto la lógica del </w:t>
+      </w:r>
+      <w:proofErr w:type="spellStart"/>
+      <w:r>
+        <w:rPr>
+          <w:sz w:val="20"/>
+        </w:rPr>
+        <w:t>backend</w:t>
+      </w:r>
+      <w:proofErr w:type="spellEnd"/>
+      <w:r>
+        <w:rPr>
+          <w:sz w:val="20"/>
+        </w:rPr>
+        <w:t xml:space="preserve"> en Spring Boot como la interfaz de usuario en </w:t>
+      </w:r>
+      <w:proofErr w:type="spellStart"/>
+      <w:r>
+        <w:rPr>
+          <w:sz w:val="20"/>
+        </w:rPr>
+        <w:t>React</w:t>
+      </w:r>
+      <w:proofErr w:type="spellEnd"/>
+      <w:r>
+        <w:rPr>
+          <w:sz w:val="20"/>
+        </w:rPr>
+        <w:t>.</w:t>
       </w:r>
     </w:p>
     <w:p>
@@ -2111,7 +2216,27 @@
                 <w:sz w:val="18"/>
                 <w:szCs w:val="18"/>
               </w:rPr>
-              <w:t>RF01  Registro de Usuario</w:t>
+              <w:t>RF</w:t>
+            </w:r>
+            <w:proofErr w:type="gramStart"/>
+            <w:r>
+              <w:rPr>
+                <w:b/>
+                <w:bCs/>
+                <w:sz w:val="18"/>
+                <w:szCs w:val="18"/>
+              </w:rPr>
+              <w:t>01  Registro</w:t>
+            </w:r>
+            <w:proofErr w:type="gramEnd"/>
+            <w:r>
+              <w:rPr>
+                <w:b/>
+                <w:bCs/>
+                <w:sz w:val="18"/>
+                <w:szCs w:val="18"/>
+              </w:rPr>
+              <w:t xml:space="preserve"> de Usuario</w:t>
             </w:r>
           </w:p>
         </w:tc>
@@ -2136,8 +2261,19 @@
                 <w:sz w:val="18"/>
                 <w:szCs w:val="18"/>
               </w:rPr>
-              <w:t>RF02  Autenticación</w:t>
-            </w:r>
+              <w:t>RF</w:t>
+            </w:r>
+            <w:proofErr w:type="gramStart"/>
+            <w:r>
+              <w:rPr>
+                <w:b/>
+                <w:bCs/>
+                <w:sz w:val="18"/>
+                <w:szCs w:val="18"/>
+              </w:rPr>
+              <w:t>02  Autenticación</w:t>
+            </w:r>
+            <w:proofErr w:type="gramEnd"/>
           </w:p>
         </w:tc>
         <w:tc>
@@ -2161,7 +2297,27 @@
                 <w:sz w:val="18"/>
                 <w:szCs w:val="18"/>
               </w:rPr>
-              <w:t>RF03  Gestión de Perfil</w:t>
+              <w:t>RF</w:t>
+            </w:r>
+            <w:proofErr w:type="gramStart"/>
+            <w:r>
+              <w:rPr>
+                <w:b/>
+                <w:bCs/>
+                <w:sz w:val="18"/>
+                <w:szCs w:val="18"/>
+              </w:rPr>
+              <w:t>03  Gestión</w:t>
+            </w:r>
+            <w:proofErr w:type="gramEnd"/>
+            <w:r>
+              <w:rPr>
+                <w:b/>
+                <w:bCs/>
+                <w:sz w:val="18"/>
+                <w:szCs w:val="18"/>
+              </w:rPr>
+              <w:t xml:space="preserve"> de Perfil</w:t>
             </w:r>
           </w:p>
         </w:tc>
@@ -2186,7 +2342,27 @@
                 <w:sz w:val="18"/>
                 <w:szCs w:val="18"/>
               </w:rPr>
-              <w:t>RF04  Selección de Servicio</w:t>
+              <w:t>RF</w:t>
+            </w:r>
+            <w:proofErr w:type="gramStart"/>
+            <w:r>
+              <w:rPr>
+                <w:b/>
+                <w:bCs/>
+                <w:sz w:val="18"/>
+                <w:szCs w:val="18"/>
+              </w:rPr>
+              <w:t>04  Selección</w:t>
+            </w:r>
+            <w:proofErr w:type="gramEnd"/>
+            <w:r>
+              <w:rPr>
+                <w:b/>
+                <w:bCs/>
+                <w:sz w:val="18"/>
+                <w:szCs w:val="18"/>
+              </w:rPr>
+              <w:t xml:space="preserve"> de Servicio</w:t>
             </w:r>
           </w:p>
         </w:tc>
@@ -2236,7 +2412,27 @@
                 <w:sz w:val="18"/>
                 <w:szCs w:val="18"/>
               </w:rPr>
-              <w:t>RF06  Cálculo de Abono Obligatorio</w:t>
+              <w:t>RF</w:t>
+            </w:r>
+            <w:proofErr w:type="gramStart"/>
+            <w:r>
+              <w:rPr>
+                <w:b/>
+                <w:bCs/>
+                <w:sz w:val="18"/>
+                <w:szCs w:val="18"/>
+              </w:rPr>
+              <w:t>06  Cálculo</w:t>
+            </w:r>
+            <w:proofErr w:type="gramEnd"/>
+            <w:r>
+              <w:rPr>
+                <w:b/>
+                <w:bCs/>
+                <w:sz w:val="18"/>
+                <w:szCs w:val="18"/>
+              </w:rPr>
+              <w:t xml:space="preserve"> de Abono Obligatorio</w:t>
             </w:r>
           </w:p>
         </w:tc>
@@ -2260,7 +2456,25 @@
                 <w:sz w:val="18"/>
                 <w:szCs w:val="18"/>
               </w:rPr>
-              <w:t>RF07  Confirmación por Pago</w:t>
+              <w:t>RF</w:t>
+            </w:r>
+            <w:proofErr w:type="gramStart"/>
+            <w:r>
+              <w:rPr>
+                <w:b/>
+                <w:sz w:val="18"/>
+                <w:szCs w:val="18"/>
+              </w:rPr>
+              <w:t>07  Confirmación</w:t>
+            </w:r>
+            <w:proofErr w:type="gramEnd"/>
+            <w:r>
+              <w:rPr>
+                <w:b/>
+                <w:sz w:val="18"/>
+                <w:szCs w:val="18"/>
+              </w:rPr>
+              <w:t xml:space="preserve"> por Pago</w:t>
             </w:r>
           </w:p>
         </w:tc>
@@ -9226,7 +9440,21 @@
               <w:rPr>
                 <w:color w:val="000000"/>
               </w:rPr>
-              <w:t>Verificar que el proceso de autenticación del sistema valide correctamente las credenciales del usuario y, tras generar el token JWT en el backend, redirija a la interfaz correspondiente según el rol asignado (Cliente o Administrador).</w:t>
+              <w:t xml:space="preserve">Verificar que el proceso de autenticación del sistema valide correctamente las credenciales del usuario y, tras generar el token JWT en el </w:t>
+            </w:r>
+            <w:proofErr w:type="spellStart"/>
+            <w:r>
+              <w:rPr>
+                <w:color w:val="000000"/>
+              </w:rPr>
+              <w:t>backend</w:t>
+            </w:r>
+            <w:proofErr w:type="spellEnd"/>
+            <w:r>
+              <w:rPr>
+                <w:color w:val="000000"/>
+              </w:rPr>
+              <w:t>, redirija a la interfaz correspondiente según el rol asignado (Cliente o Administrador).</w:t>
             </w:r>
           </w:p>
         </w:tc>
@@ -9293,7 +9521,79 @@
                 <w:szCs w:val="20"/>
                 <w:lang w:val="es-CL"/>
               </w:rPr>
-              <w:t>El servidor backend de Spring Boot y el cliente frontend de React deben estar levantados y conectados.</w:t>
+              <w:t xml:space="preserve">El servidor </w:t>
+            </w:r>
+            <w:proofErr w:type="spellStart"/>
+            <w:r>
+              <w:rPr>
+                <w:b w:val="0"/>
+                <w:bCs w:val="0"/>
+                <w:color w:val="000000"/>
+                <w:sz w:val="20"/>
+                <w:szCs w:val="20"/>
+                <w:lang w:val="es-CL"/>
+              </w:rPr>
+              <w:t>backend</w:t>
+            </w:r>
+            <w:proofErr w:type="spellEnd"/>
+            <w:r>
+              <w:rPr>
+                <w:b w:val="0"/>
+                <w:bCs w:val="0"/>
+                <w:color w:val="000000"/>
+                <w:sz w:val="20"/>
+                <w:szCs w:val="20"/>
+                <w:lang w:val="es-CL"/>
+              </w:rPr>
+              <w:t xml:space="preserve"> de Spring Boot y el cliente </w:t>
+            </w:r>
+            <w:proofErr w:type="spellStart"/>
+            <w:r>
+              <w:rPr>
+                <w:b w:val="0"/>
+                <w:bCs w:val="0"/>
+                <w:color w:val="000000"/>
+                <w:sz w:val="20"/>
+                <w:szCs w:val="20"/>
+                <w:lang w:val="es-CL"/>
+              </w:rPr>
+              <w:t>frontend</w:t>
+            </w:r>
+            <w:proofErr w:type="spellEnd"/>
+            <w:r>
+              <w:rPr>
+                <w:b w:val="0"/>
+                <w:bCs w:val="0"/>
+                <w:color w:val="000000"/>
+                <w:sz w:val="20"/>
+                <w:szCs w:val="20"/>
+                <w:lang w:val="es-CL"/>
+              </w:rPr>
+              <w:t xml:space="preserve"> de </w:t>
+            </w:r>
+            <w:proofErr w:type="spellStart"/>
+            <w:r>
+              <w:rPr>
+                <w:b w:val="0"/>
+                <w:bCs w:val="0"/>
+                <w:color w:val="000000"/>
+                <w:sz w:val="20"/>
+                <w:szCs w:val="20"/>
+                <w:lang w:val="es-CL"/>
+              </w:rPr>
+              <w:t>React</w:t>
+            </w:r>
+            <w:proofErr w:type="spellEnd"/>
+            <w:r>
+              <w:rPr>
+                <w:b w:val="0"/>
+                <w:bCs w:val="0"/>
+                <w:color w:val="000000"/>
+                <w:sz w:val="20"/>
+                <w:szCs w:val="20"/>
+                <w:lang w:val="es-CL"/>
+              </w:rPr>
+              <w:t xml:space="preserve"> deben estar levantados y conectados.</w:t>
             </w:r>
           </w:p>
           <w:p>
@@ -9386,7 +9686,29 @@
                 <w:szCs w:val="20"/>
                 <w:lang w:val="es-CL"/>
               </w:rPr>
-              <w:t>Navegar a la pantalla de inicio de sesión de la aplicación web en React.</w:t>
+              <w:t xml:space="preserve">Navegar a la pantalla de inicio de sesión de la aplicación web en </w:t>
+            </w:r>
+            <w:proofErr w:type="spellStart"/>
+            <w:r>
+              <w:rPr>
+                <w:b w:val="0"/>
+                <w:bCs w:val="0"/>
+                <w:sz w:val="20"/>
+                <w:szCs w:val="20"/>
+                <w:lang w:val="es-CL"/>
+              </w:rPr>
+              <w:t>React</w:t>
+            </w:r>
+            <w:proofErr w:type="spellEnd"/>
+            <w:r>
+              <w:rPr>
+                <w:b w:val="0"/>
+                <w:bCs w:val="0"/>
+                <w:sz w:val="20"/>
+                <w:szCs w:val="20"/>
+                <w:lang w:val="es-CL"/>
+              </w:rPr>
+              <w:t>.</w:t>
             </w:r>
           </w:p>
           <w:p>
@@ -9442,7 +9764,29 @@
                 <w:szCs w:val="20"/>
                 <w:lang w:val="es-CL"/>
               </w:rPr>
-              <w:t>Presionar el botón "Iniciar Sesión" y verificar la redirección (debe enviar al Dashboard de administración).</w:t>
+              <w:t xml:space="preserve">Presionar el botón "Iniciar Sesión" y verificar la redirección (debe enviar al </w:t>
+            </w:r>
+            <w:proofErr w:type="spellStart"/>
+            <w:r>
+              <w:rPr>
+                <w:b w:val="0"/>
+                <w:bCs w:val="0"/>
+                <w:sz w:val="20"/>
+                <w:szCs w:val="20"/>
+                <w:lang w:val="es-CL"/>
+              </w:rPr>
+              <w:t>Dashboard</w:t>
+            </w:r>
+            <w:proofErr w:type="spellEnd"/>
+            <w:r>
+              <w:rPr>
+                <w:b w:val="0"/>
+                <w:bCs w:val="0"/>
+                <w:sz w:val="20"/>
+                <w:szCs w:val="20"/>
+                <w:lang w:val="es-CL"/>
+              </w:rPr>
+              <w:t xml:space="preserve"> de administración).</w:t>
             </w:r>
           </w:p>
           <w:p>
@@ -9555,7 +9899,23 @@
               </w:rPr>
             </w:pPr>
             <w:r>
-              <w:t xml:space="preserve">El sistema va a diferenciar los distintos tipos de usuario según sea su rol redirigiéndolo respectivamente, si es “CLIENTE” a la pagina de inicio y si es “ADMINISTRADOR” al dashbord. </w:t>
+              <w:t xml:space="preserve">El sistema va a diferenciar los distintos tipos de usuario según sea su rol redirigiéndolo respectivamente, si es “CLIENTE” a la </w:t>
+            </w:r>
+            <w:proofErr w:type="spellStart"/>
+            <w:r>
+              <w:t>pagina</w:t>
+            </w:r>
+            <w:proofErr w:type="spellEnd"/>
+            <w:r>
+              <w:t xml:space="preserve"> de inicio y si es “ADMINISTRADOR” al </w:t>
+            </w:r>
+            <w:proofErr w:type="spellStart"/>
+            <w:r>
+              <w:t>dashbord</w:t>
+            </w:r>
+            <w:proofErr w:type="spellEnd"/>
+            <w:r>
+              <w:t xml:space="preserve">. </w:t>
             </w:r>
           </w:p>
         </w:tc>
@@ -9766,94 +10126,6 @@
         </w:rPr>
       </w:pPr>
     </w:p>
-    <w:p>
-      <w:pPr>
-        <w:pStyle w:val="Standard"/>
-        <w:rPr>
-          <w:rFonts w:hint="eastAsia"/>
-        </w:rPr>
-      </w:pPr>
-    </w:p>
-    <w:p>
-      <w:pPr>
-        <w:pStyle w:val="Standard"/>
-        <w:rPr>
-          <w:rFonts w:hint="eastAsia"/>
-        </w:rPr>
-      </w:pPr>
-    </w:p>
-    <w:p>
-      <w:pPr>
-        <w:pStyle w:val="Standard"/>
-        <w:rPr>
-          <w:rFonts w:hint="eastAsia"/>
-        </w:rPr>
-      </w:pPr>
-    </w:p>
-    <w:p>
-      <w:pPr>
-        <w:pStyle w:val="Standard"/>
-        <w:rPr>
-          <w:rFonts w:hint="eastAsia"/>
-        </w:rPr>
-      </w:pPr>
-    </w:p>
-    <w:p>
-      <w:pPr>
-        <w:pStyle w:val="Standard"/>
-        <w:rPr>
-          <w:rFonts w:hint="eastAsia"/>
-        </w:rPr>
-      </w:pPr>
-    </w:p>
-    <w:p>
-      <w:pPr>
-        <w:pStyle w:val="Standard"/>
-        <w:rPr>
-          <w:rFonts w:hint="eastAsia"/>
-        </w:rPr>
-      </w:pPr>
-    </w:p>
-    <w:p>
-      <w:pPr>
-        <w:pStyle w:val="Standard"/>
-        <w:rPr>
-          <w:rFonts w:hint="eastAsia"/>
-        </w:rPr>
-      </w:pPr>
-    </w:p>
-    <w:p>
-      <w:pPr>
-        <w:pStyle w:val="Standard"/>
-        <w:rPr>
-          <w:rFonts w:hint="eastAsia"/>
-        </w:rPr>
-      </w:pPr>
-    </w:p>
-    <w:p>
-      <w:pPr>
-        <w:pStyle w:val="Standard"/>
-        <w:rPr>
-          <w:rFonts w:hint="eastAsia"/>
-        </w:rPr>
-      </w:pPr>
-    </w:p>
-    <w:p>
-      <w:pPr>
-        <w:pStyle w:val="Standard"/>
-        <w:rPr>
-          <w:rFonts w:hint="eastAsia"/>
-        </w:rPr>
-      </w:pPr>
-    </w:p>
-    <w:p>
-      <w:pPr>
-        <w:pStyle w:val="Standard"/>
-        <w:rPr>
-          <w:rFonts w:hint="eastAsia"/>
-        </w:rPr>
-      </w:pPr>
-    </w:p>
     <w:tbl>
       <w:tblPr>
         <w:tblW w:w="9045" w:type="dxa"/>
@@ -10103,7 +10375,21 @@
               <w:rPr>
                 <w:color w:val="000000"/>
               </w:rPr>
-              <w:t xml:space="preserve"> Actualizar perfiles) validando la persistencia directa en el backend y la correcta actualización en la base de datos MySQL. </w:t>
+              <w:t xml:space="preserve"> Actualizar perfiles) validando la persistencia directa en el </w:t>
+            </w:r>
+            <w:proofErr w:type="spellStart"/>
+            <w:r>
+              <w:rPr>
+                <w:color w:val="000000"/>
+              </w:rPr>
+              <w:t>backend</w:t>
+            </w:r>
+            <w:proofErr w:type="spellEnd"/>
+            <w:r>
+              <w:rPr>
+                <w:color w:val="000000"/>
+              </w:rPr>
+              <w:t xml:space="preserve"> y la correcta actualización en la base de datos MySQL. </w:t>
             </w:r>
           </w:p>
         </w:tc>
@@ -10170,7 +10456,79 @@
                 <w:szCs w:val="20"/>
                 <w:lang w:val="es-CL"/>
               </w:rPr>
-              <w:t>El servidor backend de Spring Boot y el cliente frontend de React deben estar levantados y conectados.</w:t>
+              <w:t xml:space="preserve">El servidor </w:t>
+            </w:r>
+            <w:proofErr w:type="spellStart"/>
+            <w:r>
+              <w:rPr>
+                <w:b w:val="0"/>
+                <w:bCs w:val="0"/>
+                <w:color w:val="000000"/>
+                <w:sz w:val="20"/>
+                <w:szCs w:val="20"/>
+                <w:lang w:val="es-CL"/>
+              </w:rPr>
+              <w:t>backend</w:t>
+            </w:r>
+            <w:proofErr w:type="spellEnd"/>
+            <w:r>
+              <w:rPr>
+                <w:b w:val="0"/>
+                <w:bCs w:val="0"/>
+                <w:color w:val="000000"/>
+                <w:sz w:val="20"/>
+                <w:szCs w:val="20"/>
+                <w:lang w:val="es-CL"/>
+              </w:rPr>
+              <w:t xml:space="preserve"> de Spring Boot y el cliente </w:t>
+            </w:r>
+            <w:proofErr w:type="spellStart"/>
+            <w:r>
+              <w:rPr>
+                <w:b w:val="0"/>
+                <w:bCs w:val="0"/>
+                <w:color w:val="000000"/>
+                <w:sz w:val="20"/>
+                <w:szCs w:val="20"/>
+                <w:lang w:val="es-CL"/>
+              </w:rPr>
+              <w:t>frontend</w:t>
+            </w:r>
+            <w:proofErr w:type="spellEnd"/>
+            <w:r>
+              <w:rPr>
+                <w:b w:val="0"/>
+                <w:bCs w:val="0"/>
+                <w:color w:val="000000"/>
+                <w:sz w:val="20"/>
+                <w:szCs w:val="20"/>
+                <w:lang w:val="es-CL"/>
+              </w:rPr>
+              <w:t xml:space="preserve"> de </w:t>
+            </w:r>
+            <w:proofErr w:type="spellStart"/>
+            <w:r>
+              <w:rPr>
+                <w:b w:val="0"/>
+                <w:bCs w:val="0"/>
+                <w:color w:val="000000"/>
+                <w:sz w:val="20"/>
+                <w:szCs w:val="20"/>
+                <w:lang w:val="es-CL"/>
+              </w:rPr>
+              <w:t>React</w:t>
+            </w:r>
+            <w:proofErr w:type="spellEnd"/>
+            <w:r>
+              <w:rPr>
+                <w:b w:val="0"/>
+                <w:bCs w:val="0"/>
+                <w:color w:val="000000"/>
+                <w:sz w:val="20"/>
+                <w:szCs w:val="20"/>
+                <w:lang w:val="es-CL"/>
+              </w:rPr>
+              <w:t xml:space="preserve"> deben estar levantados y conectados.</w:t>
             </w:r>
           </w:p>
         </w:tc>
@@ -10235,7 +10593,29 @@
                 <w:szCs w:val="20"/>
                 <w:lang w:val="es-CL"/>
               </w:rPr>
-              <w:t>Navegar a la pantalla de inicio de sesión de la aplicación web en React.</w:t>
+              <w:t xml:space="preserve">Navegar a la pantalla de inicio de sesión de la aplicación web en </w:t>
+            </w:r>
+            <w:proofErr w:type="spellStart"/>
+            <w:r>
+              <w:rPr>
+                <w:b w:val="0"/>
+                <w:bCs w:val="0"/>
+                <w:sz w:val="20"/>
+                <w:szCs w:val="20"/>
+                <w:lang w:val="es-CL"/>
+              </w:rPr>
+              <w:t>React</w:t>
+            </w:r>
+            <w:proofErr w:type="spellEnd"/>
+            <w:r>
+              <w:rPr>
+                <w:b w:val="0"/>
+                <w:bCs w:val="0"/>
+                <w:sz w:val="20"/>
+                <w:szCs w:val="20"/>
+                <w:lang w:val="es-CL"/>
+              </w:rPr>
+              <w:t>.</w:t>
             </w:r>
           </w:p>
           <w:p>
@@ -10374,7 +10754,21 @@
               <w:rPr>
                 <w:color w:val="000000"/>
               </w:rPr>
-              <w:t>El sistema debe permitir completar el ciclo completo de administración (Alta, Baja, Lectura y Actualización) directamente desde la pantalla. Los cambios deben persistir en la base de datos real y el frontend debe actualizar las vistas de forma dinámica sin necesidad de recargar la página manualmente.</w:t>
+              <w:t xml:space="preserve">El sistema debe permitir completar el ciclo completo de administración (Alta, Baja, Lectura y Actualización) directamente desde la pantalla. Los cambios deben persistir en la base de datos real y el </w:t>
+            </w:r>
+            <w:proofErr w:type="spellStart"/>
+            <w:r>
+              <w:rPr>
+                <w:color w:val="000000"/>
+              </w:rPr>
+              <w:t>frontend</w:t>
+            </w:r>
+            <w:proofErr w:type="spellEnd"/>
+            <w:r>
+              <w:rPr>
+                <w:color w:val="000000"/>
+              </w:rPr>
+              <w:t xml:space="preserve"> debe actualizar las vistas de forma dinámica sin necesidad de recargar la página manualmente.</w:t>
             </w:r>
           </w:p>
         </w:tc>
@@ -10402,6 +10796,7 @@
             <w:pPr>
               <w:pStyle w:val="TableContents"/>
               <w:rPr>
+                <w:rFonts w:hint="eastAsia"/>
                 <w:b/>
                 <w:bCs/>
               </w:rPr>
@@ -10428,6 +10823,7 @@
               <w:rPr>
                 <w:b/>
                 <w:bCs/>
+                <w:noProof/>
               </w:rPr>
               <w:drawing>
                 <wp:inline distT="0" distB="0" distL="0" distR="0" wp14:anchorId="517635BD" wp14:editId="3EF8761E">
@@ -10637,54 +11033,6 @@
         </w:rPr>
       </w:pPr>
     </w:p>
-    <w:p>
-      <w:pPr>
-        <w:pStyle w:val="Standard"/>
-        <w:rPr>
-          <w:rFonts w:hint="eastAsia"/>
-        </w:rPr>
-      </w:pPr>
-    </w:p>
-    <w:p>
-      <w:pPr>
-        <w:pStyle w:val="Standard"/>
-        <w:rPr>
-          <w:rFonts w:hint="eastAsia"/>
-        </w:rPr>
-      </w:pPr>
-    </w:p>
-    <w:p>
-      <w:pPr>
-        <w:pStyle w:val="Standard"/>
-        <w:rPr>
-          <w:rFonts w:hint="eastAsia"/>
-        </w:rPr>
-      </w:pPr>
-    </w:p>
-    <w:p>
-      <w:pPr>
-        <w:pStyle w:val="Standard"/>
-        <w:rPr>
-          <w:rFonts w:hint="eastAsia"/>
-        </w:rPr>
-      </w:pPr>
-    </w:p>
-    <w:p>
-      <w:pPr>
-        <w:pStyle w:val="Standard"/>
-        <w:rPr>
-          <w:rFonts w:hint="eastAsia"/>
-        </w:rPr>
-      </w:pPr>
-    </w:p>
-    <w:p>
-      <w:pPr>
-        <w:pStyle w:val="Standard"/>
-        <w:rPr>
-          <w:rFonts w:hint="eastAsia"/>
-        </w:rPr>
-      </w:pPr>
-    </w:p>
     <w:tbl>
       <w:tblPr>
         <w:tblW w:w="9045" w:type="dxa"/>
@@ -10936,7 +11284,49 @@
               <w:rPr>
                 <w:color w:val="000000"/>
               </w:rPr>
-              <w:t xml:space="preserve">Validar que el proceso de agendamiento de citas registre correctamente la información en el backend, vinculando de forma exitosa el cliente, el empleado (estilista), la fecha/hora seleccionada y la lista múltiple de servicios solicitados (CitaDetalles), comprobando que no existan duplicidades ni pérdida de datos en el mapeo relacional de Hibernate. </w:t>
+              <w:t xml:space="preserve">Validar que el proceso de agendamiento de citas registre correctamente la información en el </w:t>
+            </w:r>
+            <w:proofErr w:type="spellStart"/>
+            <w:r>
+              <w:rPr>
+                <w:color w:val="000000"/>
+              </w:rPr>
+              <w:t>backend</w:t>
+            </w:r>
+            <w:proofErr w:type="spellEnd"/>
+            <w:r>
+              <w:rPr>
+                <w:color w:val="000000"/>
+              </w:rPr>
+              <w:t>, vinculando de forma exitosa el cliente, el empleado (estilista), la fecha/hora seleccionada y la lista múltiple de servicios solicitados (</w:t>
+            </w:r>
+            <w:proofErr w:type="spellStart"/>
+            <w:r>
+              <w:rPr>
+                <w:color w:val="000000"/>
+              </w:rPr>
+              <w:t>CitaDetalles</w:t>
+            </w:r>
+            <w:proofErr w:type="spellEnd"/>
+            <w:r>
+              <w:rPr>
+                <w:color w:val="000000"/>
+              </w:rPr>
+              <w:t xml:space="preserve">), comprobando que no existan duplicidades ni pérdida de datos en el mapeo relacional de </w:t>
+            </w:r>
+            <w:proofErr w:type="spellStart"/>
+            <w:r>
+              <w:rPr>
+                <w:color w:val="000000"/>
+              </w:rPr>
+              <w:t>Hibernate</w:t>
+            </w:r>
+            <w:proofErr w:type="spellEnd"/>
+            <w:r>
+              <w:rPr>
+                <w:color w:val="000000"/>
+              </w:rPr>
+              <w:t xml:space="preserve">. </w:t>
             </w:r>
           </w:p>
         </w:tc>
@@ -11003,7 +11393,79 @@
                 <w:szCs w:val="20"/>
                 <w:lang w:val="es-CL"/>
               </w:rPr>
-              <w:t>El servidor backend de Spring Boot y el cliente frontend de React deben estar levantados y conectados.</w:t>
+              <w:t xml:space="preserve">El servidor </w:t>
+            </w:r>
+            <w:proofErr w:type="spellStart"/>
+            <w:r>
+              <w:rPr>
+                <w:b w:val="0"/>
+                <w:bCs w:val="0"/>
+                <w:color w:val="000000"/>
+                <w:sz w:val="20"/>
+                <w:szCs w:val="20"/>
+                <w:lang w:val="es-CL"/>
+              </w:rPr>
+              <w:t>backend</w:t>
+            </w:r>
+            <w:proofErr w:type="spellEnd"/>
+            <w:r>
+              <w:rPr>
+                <w:b w:val="0"/>
+                <w:bCs w:val="0"/>
+                <w:color w:val="000000"/>
+                <w:sz w:val="20"/>
+                <w:szCs w:val="20"/>
+                <w:lang w:val="es-CL"/>
+              </w:rPr>
+              <w:t xml:space="preserve"> de Spring Boot y el cliente </w:t>
+            </w:r>
+            <w:proofErr w:type="spellStart"/>
+            <w:r>
+              <w:rPr>
+                <w:b w:val="0"/>
+                <w:bCs w:val="0"/>
+                <w:color w:val="000000"/>
+                <w:sz w:val="20"/>
+                <w:szCs w:val="20"/>
+                <w:lang w:val="es-CL"/>
+              </w:rPr>
+              <w:t>frontend</w:t>
+            </w:r>
+            <w:proofErr w:type="spellEnd"/>
+            <w:r>
+              <w:rPr>
+                <w:b w:val="0"/>
+                <w:bCs w:val="0"/>
+                <w:color w:val="000000"/>
+                <w:sz w:val="20"/>
+                <w:szCs w:val="20"/>
+                <w:lang w:val="es-CL"/>
+              </w:rPr>
+              <w:t xml:space="preserve"> de </w:t>
+            </w:r>
+            <w:proofErr w:type="spellStart"/>
+            <w:r>
+              <w:rPr>
+                <w:b w:val="0"/>
+                <w:bCs w:val="0"/>
+                <w:color w:val="000000"/>
+                <w:sz w:val="20"/>
+                <w:szCs w:val="20"/>
+                <w:lang w:val="es-CL"/>
+              </w:rPr>
+              <w:t>React</w:t>
+            </w:r>
+            <w:proofErr w:type="spellEnd"/>
+            <w:r>
+              <w:rPr>
+                <w:b w:val="0"/>
+                <w:bCs w:val="0"/>
+                <w:color w:val="000000"/>
+                <w:sz w:val="20"/>
+                <w:szCs w:val="20"/>
+                <w:lang w:val="es-CL"/>
+              </w:rPr>
+              <w:t xml:space="preserve"> deben estar levantados y conectados.</w:t>
             </w:r>
           </w:p>
           <w:p>
@@ -11181,7 +11643,23 @@
                 <w:szCs w:val="20"/>
                 <w:lang w:val="es-CL"/>
               </w:rPr>
-              <w:t xml:space="preserve">Seleccionar uno o varios servicios del listado (ej: </w:t>
+              <w:t>Seleccionar uno o varios servicios del listado (</w:t>
+            </w:r>
+            <w:proofErr w:type="spellStart"/>
+            <w:r>
+              <w:rPr>
+                <w:szCs w:val="20"/>
+                <w:lang w:val="es-CL"/>
+              </w:rPr>
+              <w:t>ej</w:t>
+            </w:r>
+            <w:proofErr w:type="spellEnd"/>
+            <w:r>
+              <w:rPr>
+                <w:szCs w:val="20"/>
+                <w:lang w:val="es-CL"/>
+              </w:rPr>
+              <w:t xml:space="preserve">: </w:t>
             </w:r>
             <w:r>
               <w:rPr>
@@ -11236,7 +11714,23 @@
                 <w:szCs w:val="20"/>
                 <w:lang w:val="es-CL"/>
               </w:rPr>
-              <w:t>Presionar el botón "Confirmar Reserva" para gatillar el POST hacia el backend.</w:t>
+              <w:t xml:space="preserve">Presionar el botón "Confirmar Reserva" para gatillar el POST hacia el </w:t>
+            </w:r>
+            <w:proofErr w:type="spellStart"/>
+            <w:r>
+              <w:rPr>
+                <w:szCs w:val="20"/>
+                <w:lang w:val="es-CL"/>
+              </w:rPr>
+              <w:t>backend</w:t>
+            </w:r>
+            <w:proofErr w:type="spellEnd"/>
+            <w:r>
+              <w:rPr>
+                <w:szCs w:val="20"/>
+                <w:lang w:val="es-CL"/>
+              </w:rPr>
+              <w:t>.</w:t>
             </w:r>
           </w:p>
           <w:p>
@@ -11346,7 +11840,21 @@
               <w:rPr>
                 <w:color w:val="000000"/>
               </w:rPr>
-              <w:t xml:space="preserve"> y mostrara los detalles de esta (hora, fecha, servicio, costo total, etc)</w:t>
+              <w:t xml:space="preserve"> y mostrara los detalles de esta (hora, fecha, servicio, costo total, </w:t>
+            </w:r>
+            <w:proofErr w:type="spellStart"/>
+            <w:r>
+              <w:rPr>
+                <w:color w:val="000000"/>
+              </w:rPr>
+              <w:t>etc</w:t>
+            </w:r>
+            <w:proofErr w:type="spellEnd"/>
+            <w:r>
+              <w:rPr>
+                <w:color w:val="000000"/>
+              </w:rPr>
+              <w:t>)</w:t>
             </w:r>
             <w:r>
               <w:rPr>
@@ -11511,6 +12019,41 @@
     <w:p>
       <w:pPr>
         <w:pStyle w:val="Standard"/>
+      </w:pPr>
+    </w:p>
+    <w:p>
+      <w:pPr>
+        <w:pStyle w:val="Standard"/>
+      </w:pPr>
+    </w:p>
+    <w:p>
+      <w:pPr>
+        <w:pStyle w:val="Standard"/>
+      </w:pPr>
+    </w:p>
+    <w:p>
+      <w:pPr>
+        <w:pStyle w:val="Standard"/>
+      </w:pPr>
+    </w:p>
+    <w:p>
+      <w:pPr>
+        <w:pStyle w:val="Standard"/>
+      </w:pPr>
+    </w:p>
+    <w:p>
+      <w:pPr>
+        <w:pStyle w:val="Standard"/>
+      </w:pPr>
+    </w:p>
+    <w:p>
+      <w:pPr>
+        <w:pStyle w:val="Standard"/>
+      </w:pPr>
+    </w:p>
+    <w:p>
+      <w:pPr>
+        <w:pStyle w:val="Standard"/>
         <w:rPr>
           <w:rFonts w:hint="eastAsia"/>
         </w:rPr>
@@ -11603,6 +12146,7 @@
                 <w:sz w:val="18"/>
                 <w:szCs w:val="18"/>
               </w:rPr>
+              <w:lastRenderedPageBreak/>
               <w:t>Cancelación de Cita</w:t>
             </w:r>
           </w:p>
@@ -11793,7 +12337,21 @@
               <w:rPr>
                 <w:color w:val="000000"/>
               </w:rPr>
-              <w:t xml:space="preserve">Validar que el usuario (Cliente) pueda cancelar la cita de forma definitiva, asegurando que el backend actualice el estado a "CANCELADA" y libere inmediatamente el bloque horario en la agenda de la peluquería. </w:t>
+              <w:t xml:space="preserve">Validar que el usuario (Cliente) pueda cancelar la cita de forma definitiva, asegurando que el </w:t>
+            </w:r>
+            <w:proofErr w:type="spellStart"/>
+            <w:r>
+              <w:rPr>
+                <w:color w:val="000000"/>
+              </w:rPr>
+              <w:t>backend</w:t>
+            </w:r>
+            <w:proofErr w:type="spellEnd"/>
+            <w:r>
+              <w:rPr>
+                <w:color w:val="000000"/>
+              </w:rPr>
+              <w:t xml:space="preserve"> actualice el estado a "CANCELADA" y libere inmediatamente el bloque horario en la agenda de la peluquería. </w:t>
             </w:r>
           </w:p>
         </w:tc>
@@ -11860,7 +12418,79 @@
                 <w:szCs w:val="20"/>
                 <w:lang w:val="es-CL"/>
               </w:rPr>
-              <w:t>El servidor backend de Spring Boot y el cliente frontend de React deben estar levantados y conectados</w:t>
+              <w:t xml:space="preserve">El servidor </w:t>
+            </w:r>
+            <w:proofErr w:type="spellStart"/>
+            <w:r>
+              <w:rPr>
+                <w:b w:val="0"/>
+                <w:bCs w:val="0"/>
+                <w:color w:val="000000"/>
+                <w:sz w:val="20"/>
+                <w:szCs w:val="20"/>
+                <w:lang w:val="es-CL"/>
+              </w:rPr>
+              <w:t>backend</w:t>
+            </w:r>
+            <w:proofErr w:type="spellEnd"/>
+            <w:r>
+              <w:rPr>
+                <w:b w:val="0"/>
+                <w:bCs w:val="0"/>
+                <w:color w:val="000000"/>
+                <w:sz w:val="20"/>
+                <w:szCs w:val="20"/>
+                <w:lang w:val="es-CL"/>
+              </w:rPr>
+              <w:t xml:space="preserve"> de Spring Boot y el cliente </w:t>
+            </w:r>
+            <w:proofErr w:type="spellStart"/>
+            <w:r>
+              <w:rPr>
+                <w:b w:val="0"/>
+                <w:bCs w:val="0"/>
+                <w:color w:val="000000"/>
+                <w:sz w:val="20"/>
+                <w:szCs w:val="20"/>
+                <w:lang w:val="es-CL"/>
+              </w:rPr>
+              <w:t>frontend</w:t>
+            </w:r>
+            <w:proofErr w:type="spellEnd"/>
+            <w:r>
+              <w:rPr>
+                <w:b w:val="0"/>
+                <w:bCs w:val="0"/>
+                <w:color w:val="000000"/>
+                <w:sz w:val="20"/>
+                <w:szCs w:val="20"/>
+                <w:lang w:val="es-CL"/>
+              </w:rPr>
+              <w:t xml:space="preserve"> de </w:t>
+            </w:r>
+            <w:proofErr w:type="spellStart"/>
+            <w:r>
+              <w:rPr>
+                <w:b w:val="0"/>
+                <w:bCs w:val="0"/>
+                <w:color w:val="000000"/>
+                <w:sz w:val="20"/>
+                <w:szCs w:val="20"/>
+                <w:lang w:val="es-CL"/>
+              </w:rPr>
+              <w:t>React</w:t>
+            </w:r>
+            <w:proofErr w:type="spellEnd"/>
+            <w:r>
+              <w:rPr>
+                <w:b w:val="0"/>
+                <w:bCs w:val="0"/>
+                <w:color w:val="000000"/>
+                <w:sz w:val="20"/>
+                <w:szCs w:val="20"/>
+                <w:lang w:val="es-CL"/>
+              </w:rPr>
+              <w:t xml:space="preserve"> deben estar levantados y conectados</w:t>
             </w:r>
             <w:r>
               <w:rPr>
@@ -12096,7 +12726,21 @@
               <w:rPr>
                 <w:szCs w:val="20"/>
               </w:rPr>
-              <w:t>Validar visualmente en la interfaz web de React que la cita cambie su estado a "CANCELADA" y constatar que el bloque horario quede inmediatamente libre y disponible en el calendario para otros clientes.</w:t>
+              <w:t xml:space="preserve">Validar visualmente en la interfaz web de </w:t>
+            </w:r>
+            <w:proofErr w:type="spellStart"/>
+            <w:r>
+              <w:rPr>
+                <w:szCs w:val="20"/>
+              </w:rPr>
+              <w:t>React</w:t>
+            </w:r>
+            <w:proofErr w:type="spellEnd"/>
+            <w:r>
+              <w:rPr>
+                <w:szCs w:val="20"/>
+              </w:rPr>
+              <w:t xml:space="preserve"> que la cita cambie su estado a "CANCELADA" y constatar que el bloque horario quede inmediatamente libre y disponible en el calendario para otros clientes.</w:t>
             </w:r>
           </w:p>
         </w:tc>
@@ -12726,7 +13370,79 @@
                 <w:szCs w:val="20"/>
                 <w:lang w:val="es-CL"/>
               </w:rPr>
-              <w:t>El servidor backend de Spring Boot y el cliente frontend de React deben estar levantados y conectados.</w:t>
+              <w:t xml:space="preserve">El servidor </w:t>
+            </w:r>
+            <w:proofErr w:type="spellStart"/>
+            <w:r>
+              <w:rPr>
+                <w:b w:val="0"/>
+                <w:bCs w:val="0"/>
+                <w:color w:val="000000"/>
+                <w:sz w:val="20"/>
+                <w:szCs w:val="20"/>
+                <w:lang w:val="es-CL"/>
+              </w:rPr>
+              <w:t>backend</w:t>
+            </w:r>
+            <w:proofErr w:type="spellEnd"/>
+            <w:r>
+              <w:rPr>
+                <w:b w:val="0"/>
+                <w:bCs w:val="0"/>
+                <w:color w:val="000000"/>
+                <w:sz w:val="20"/>
+                <w:szCs w:val="20"/>
+                <w:lang w:val="es-CL"/>
+              </w:rPr>
+              <w:t xml:space="preserve"> de Spring Boot y el cliente </w:t>
+            </w:r>
+            <w:proofErr w:type="spellStart"/>
+            <w:r>
+              <w:rPr>
+                <w:b w:val="0"/>
+                <w:bCs w:val="0"/>
+                <w:color w:val="000000"/>
+                <w:sz w:val="20"/>
+                <w:szCs w:val="20"/>
+                <w:lang w:val="es-CL"/>
+              </w:rPr>
+              <w:t>frontend</w:t>
+            </w:r>
+            <w:proofErr w:type="spellEnd"/>
+            <w:r>
+              <w:rPr>
+                <w:b w:val="0"/>
+                <w:bCs w:val="0"/>
+                <w:color w:val="000000"/>
+                <w:sz w:val="20"/>
+                <w:szCs w:val="20"/>
+                <w:lang w:val="es-CL"/>
+              </w:rPr>
+              <w:t xml:space="preserve"> de </w:t>
+            </w:r>
+            <w:proofErr w:type="spellStart"/>
+            <w:r>
+              <w:rPr>
+                <w:b w:val="0"/>
+                <w:bCs w:val="0"/>
+                <w:color w:val="000000"/>
+                <w:sz w:val="20"/>
+                <w:szCs w:val="20"/>
+                <w:lang w:val="es-CL"/>
+              </w:rPr>
+              <w:t>React</w:t>
+            </w:r>
+            <w:proofErr w:type="spellEnd"/>
+            <w:r>
+              <w:rPr>
+                <w:b w:val="0"/>
+                <w:bCs w:val="0"/>
+                <w:color w:val="000000"/>
+                <w:sz w:val="20"/>
+                <w:szCs w:val="20"/>
+                <w:lang w:val="es-CL"/>
+              </w:rPr>
+              <w:t xml:space="preserve"> deben estar levantados y conectados.</w:t>
             </w:r>
           </w:p>
           <w:p>
@@ -12989,7 +13705,35 @@
               <w:rPr>
                 <w:color w:val="000000"/>
               </w:rPr>
-              <w:t>El sistema debe permitir la administración completa de las fichas de los empleados de forma fluida a través de las vistas en React. Los datos se deben actualizar en tiempo real en la pantalla y cualquier baja lógica debe remover automáticamente al estilista de la cartilla de reserva de turnos del frontend.</w:t>
+              <w:t xml:space="preserve">El sistema debe permitir la administración completa de las fichas de los empleados de forma fluida a través de las vistas en </w:t>
+            </w:r>
+            <w:proofErr w:type="spellStart"/>
+            <w:r>
+              <w:rPr>
+                <w:color w:val="000000"/>
+              </w:rPr>
+              <w:t>React</w:t>
+            </w:r>
+            <w:proofErr w:type="spellEnd"/>
+            <w:r>
+              <w:rPr>
+                <w:color w:val="000000"/>
+              </w:rPr>
+              <w:t xml:space="preserve">. Los datos se deben actualizar en tiempo real en la pantalla y cualquier baja lógica debe remover automáticamente al estilista de la cartilla de reserva de turnos del </w:t>
+            </w:r>
+            <w:proofErr w:type="spellStart"/>
+            <w:r>
+              <w:rPr>
+                <w:color w:val="000000"/>
+              </w:rPr>
+              <w:t>frontend</w:t>
+            </w:r>
+            <w:proofErr w:type="spellEnd"/>
+            <w:r>
+              <w:rPr>
+                <w:color w:val="000000"/>
+              </w:rPr>
+              <w:t>.</w:t>
             </w:r>
           </w:p>
         </w:tc>
@@ -13043,8 +13787,8 @@
               <w:rPr>
                 <w:b/>
                 <w:bCs/>
-              </w:rPr>
-              <w:lastRenderedPageBreak/>
+                <w:noProof/>
+              </w:rPr>
               <w:drawing>
                 <wp:inline distT="0" distB="0" distL="0" distR="0" wp14:anchorId="7B3EEBDA" wp14:editId="37EB0022">
                   <wp:extent cx="5708015" cy="1843405"/>
@@ -13165,22 +13909,6 @@
         </w:rPr>
       </w:pPr>
     </w:p>
-    <w:p>
-      <w:pPr>
-        <w:pStyle w:val="Standard"/>
-        <w:rPr>
-          <w:rFonts w:hint="eastAsia"/>
-        </w:rPr>
-      </w:pPr>
-    </w:p>
-    <w:p>
-      <w:pPr>
-        <w:pStyle w:val="Standard"/>
-        <w:rPr>
-          <w:rFonts w:hint="eastAsia"/>
-        </w:rPr>
-      </w:pPr>
-    </w:p>
     <w:tbl>
       <w:tblPr>
         <w:tblW w:w="9045" w:type="dxa"/>
@@ -13418,7 +14146,21 @@
               <w:rPr>
                 <w:color w:val="000000"/>
               </w:rPr>
-              <w:t>Validar que el administrador pueda asignar, consultar y modificar las jornadas laborales semanales de cada empleado a través de la interfaz web, guardando los bloques de hora de inicio, almuerzo y cierre, y garantizando que el calendario de disponibilidad del frontend se actualice correctamente.</w:t>
+              <w:t xml:space="preserve">Validar que el administrador pueda asignar, consultar y modificar las jornadas laborales semanales de cada empleado a través de la interfaz web, guardando los bloques de hora de inicio, almuerzo y cierre, y garantizando que el calendario de disponibilidad del </w:t>
+            </w:r>
+            <w:proofErr w:type="spellStart"/>
+            <w:r>
+              <w:rPr>
+                <w:color w:val="000000"/>
+              </w:rPr>
+              <w:t>frontend</w:t>
+            </w:r>
+            <w:proofErr w:type="spellEnd"/>
+            <w:r>
+              <w:rPr>
+                <w:color w:val="000000"/>
+              </w:rPr>
+              <w:t xml:space="preserve"> se actualice correctamente.</w:t>
             </w:r>
           </w:p>
         </w:tc>
@@ -13485,7 +14227,79 @@
                 <w:szCs w:val="20"/>
                 <w:lang w:val="es-CL"/>
               </w:rPr>
-              <w:t>El servidor backend de Spring Boot y el cliente frontend de React deben estar levantados y conectados</w:t>
+              <w:t xml:space="preserve">El servidor </w:t>
+            </w:r>
+            <w:proofErr w:type="spellStart"/>
+            <w:r>
+              <w:rPr>
+                <w:b w:val="0"/>
+                <w:bCs w:val="0"/>
+                <w:color w:val="000000"/>
+                <w:sz w:val="20"/>
+                <w:szCs w:val="20"/>
+                <w:lang w:val="es-CL"/>
+              </w:rPr>
+              <w:t>backend</w:t>
+            </w:r>
+            <w:proofErr w:type="spellEnd"/>
+            <w:r>
+              <w:rPr>
+                <w:b w:val="0"/>
+                <w:bCs w:val="0"/>
+                <w:color w:val="000000"/>
+                <w:sz w:val="20"/>
+                <w:szCs w:val="20"/>
+                <w:lang w:val="es-CL"/>
+              </w:rPr>
+              <w:t xml:space="preserve"> de Spring Boot y el cliente </w:t>
+            </w:r>
+            <w:proofErr w:type="spellStart"/>
+            <w:r>
+              <w:rPr>
+                <w:b w:val="0"/>
+                <w:bCs w:val="0"/>
+                <w:color w:val="000000"/>
+                <w:sz w:val="20"/>
+                <w:szCs w:val="20"/>
+                <w:lang w:val="es-CL"/>
+              </w:rPr>
+              <w:t>frontend</w:t>
+            </w:r>
+            <w:proofErr w:type="spellEnd"/>
+            <w:r>
+              <w:rPr>
+                <w:b w:val="0"/>
+                <w:bCs w:val="0"/>
+                <w:color w:val="000000"/>
+                <w:sz w:val="20"/>
+                <w:szCs w:val="20"/>
+                <w:lang w:val="es-CL"/>
+              </w:rPr>
+              <w:t xml:space="preserve"> de </w:t>
+            </w:r>
+            <w:proofErr w:type="spellStart"/>
+            <w:r>
+              <w:rPr>
+                <w:b w:val="0"/>
+                <w:bCs w:val="0"/>
+                <w:color w:val="000000"/>
+                <w:sz w:val="20"/>
+                <w:szCs w:val="20"/>
+                <w:lang w:val="es-CL"/>
+              </w:rPr>
+              <w:t>React</w:t>
+            </w:r>
+            <w:proofErr w:type="spellEnd"/>
+            <w:r>
+              <w:rPr>
+                <w:b w:val="0"/>
+                <w:bCs w:val="0"/>
+                <w:color w:val="000000"/>
+                <w:sz w:val="20"/>
+                <w:szCs w:val="20"/>
+                <w:lang w:val="es-CL"/>
+              </w:rPr>
+              <w:t xml:space="preserve"> deben estar levantados y conectados</w:t>
             </w:r>
             <w:r>
               <w:rPr>
@@ -13693,7 +14507,51 @@
                 <w:szCs w:val="20"/>
                 <w:lang w:val="es-CL"/>
               </w:rPr>
-              <w:t>Seleccionar el nombre de un estilista del listado e ingresar un bloque de jornada válido (ej: Lunes, Inicio: 09:00, Almuerzo: 13:00 a 14:00, Cierre: 19:00) y presionar "Guardar Horario".</w:t>
+              <w:t>Seleccionar el nombre de un estilista del listado e ingresar un bloque de jornada válido (</w:t>
+            </w:r>
+            <w:proofErr w:type="spellStart"/>
+            <w:r>
+              <w:rPr>
+                <w:b w:val="0"/>
+                <w:bCs w:val="0"/>
+                <w:sz w:val="20"/>
+                <w:szCs w:val="20"/>
+                <w:lang w:val="es-CL"/>
+              </w:rPr>
+              <w:t>ej</w:t>
+            </w:r>
+            <w:proofErr w:type="spellEnd"/>
+            <w:r>
+              <w:rPr>
+                <w:b w:val="0"/>
+                <w:bCs w:val="0"/>
+                <w:sz w:val="20"/>
+                <w:szCs w:val="20"/>
+                <w:lang w:val="es-CL"/>
+              </w:rPr>
+              <w:t xml:space="preserve">: </w:t>
+            </w:r>
+            <w:proofErr w:type="gramStart"/>
+            <w:r>
+              <w:rPr>
+                <w:b w:val="0"/>
+                <w:bCs w:val="0"/>
+                <w:sz w:val="20"/>
+                <w:szCs w:val="20"/>
+                <w:lang w:val="es-CL"/>
+              </w:rPr>
+              <w:t>Lunes</w:t>
+            </w:r>
+            <w:proofErr w:type="gramEnd"/>
+            <w:r>
+              <w:rPr>
+                <w:b w:val="0"/>
+                <w:bCs w:val="0"/>
+                <w:sz w:val="20"/>
+                <w:szCs w:val="20"/>
+                <w:lang w:val="es-CL"/>
+              </w:rPr>
+              <w:t>, Inicio: 09:00, Almuerzo: 13:00 a 14:00, Cierre: 19:00) y presionar "Guardar Horario".</w:t>
             </w:r>
           </w:p>
           <w:p>
@@ -13842,14 +14700,35 @@
               <w:rPr>
                 <w:color w:val="000000"/>
               </w:rPr>
-              <w:t xml:space="preserve"> la jornada asociando los tiempos de forma exacta. Al modificar o eliminar un turno, los cambios deben impactar inmediatamente en el backend de Spring Boot, provocando que </w:t>
-            </w:r>
+              <w:t xml:space="preserve"> la jornada asociando los tiempos de forma exacta. Al modificar o eliminar un turno, los cambios deben impactar inmediatamente en el </w:t>
+            </w:r>
+            <w:proofErr w:type="spellStart"/>
             <w:r>
               <w:rPr>
                 <w:color w:val="000000"/>
               </w:rPr>
-              <w:lastRenderedPageBreak/>
-              <w:t>el frontend actualice el mapa de horas disponibles de forma consistente para evitar topes de horario.</w:t>
+              <w:t>backend</w:t>
+            </w:r>
+            <w:proofErr w:type="spellEnd"/>
+            <w:r>
+              <w:rPr>
+                <w:color w:val="000000"/>
+              </w:rPr>
+              <w:t xml:space="preserve"> de Spring Boot, provocando que el </w:t>
+            </w:r>
+            <w:proofErr w:type="spellStart"/>
+            <w:r>
+              <w:rPr>
+                <w:color w:val="000000"/>
+              </w:rPr>
+              <w:t>frontend</w:t>
+            </w:r>
+            <w:proofErr w:type="spellEnd"/>
+            <w:r>
+              <w:rPr>
+                <w:color w:val="000000"/>
+              </w:rPr>
+              <w:t xml:space="preserve"> actualice el mapa de horas disponibles de forma consistente para evitar topes de horario.</w:t>
             </w:r>
           </w:p>
         </w:tc>
@@ -13880,16 +14759,16 @@
             <w:pPr>
               <w:pStyle w:val="TableContents"/>
               <w:rPr>
-                <w:b/>
-                <w:bCs/>
-              </w:rPr>
-            </w:pPr>
-            <w:r>
-              <w:rPr>
-                <w:b/>
-                <w:bCs/>
-              </w:rPr>
-              <w:lastRenderedPageBreak/>
+                <w:rFonts w:hint="eastAsia"/>
+                <w:b/>
+                <w:bCs/>
+              </w:rPr>
+            </w:pPr>
+            <w:r>
+              <w:rPr>
+                <w:b/>
+                <w:bCs/>
+              </w:rPr>
               <w:t>Resultado obtenido:</w:t>
             </w:r>
           </w:p>
@@ -13906,6 +14785,7 @@
               <w:rPr>
                 <w:b/>
                 <w:bCs/>
+                <w:noProof/>
               </w:rPr>
               <w:drawing>
                 <wp:inline distT="0" distB="0" distL="0" distR="0" wp14:anchorId="3063E8E6" wp14:editId="03EA847E">
@@ -13982,6 +14862,11 @@
     <w:p>
       <w:pPr>
         <w:pStyle w:val="Standard"/>
+      </w:pPr>
+    </w:p>
+    <w:p>
+      <w:pPr>
+        <w:pStyle w:val="Standard"/>
         <w:rPr>
           <w:rFonts w:hint="eastAsia"/>
         </w:rPr>
@@ -14058,6 +14943,7 @@
                 <w:sz w:val="18"/>
                 <w:szCs w:val="18"/>
               </w:rPr>
+              <w:lastRenderedPageBreak/>
               <w:t xml:space="preserve">Registro </w:t>
             </w:r>
             <w:r>
@@ -14359,7 +15245,79 @@
                 <w:szCs w:val="20"/>
                 <w:lang w:val="es-CL"/>
               </w:rPr>
-              <w:t>El servidor backend de Spring Boot y el cliente frontend de React deben estar levantados y conectados</w:t>
+              <w:t xml:space="preserve">El servidor </w:t>
+            </w:r>
+            <w:proofErr w:type="spellStart"/>
+            <w:r>
+              <w:rPr>
+                <w:b w:val="0"/>
+                <w:bCs w:val="0"/>
+                <w:color w:val="000000"/>
+                <w:sz w:val="20"/>
+                <w:szCs w:val="20"/>
+                <w:lang w:val="es-CL"/>
+              </w:rPr>
+              <w:t>backend</w:t>
+            </w:r>
+            <w:proofErr w:type="spellEnd"/>
+            <w:r>
+              <w:rPr>
+                <w:b w:val="0"/>
+                <w:bCs w:val="0"/>
+                <w:color w:val="000000"/>
+                <w:sz w:val="20"/>
+                <w:szCs w:val="20"/>
+                <w:lang w:val="es-CL"/>
+              </w:rPr>
+              <w:t xml:space="preserve"> de Spring Boot y el cliente </w:t>
+            </w:r>
+            <w:proofErr w:type="spellStart"/>
+            <w:r>
+              <w:rPr>
+                <w:b w:val="0"/>
+                <w:bCs w:val="0"/>
+                <w:color w:val="000000"/>
+                <w:sz w:val="20"/>
+                <w:szCs w:val="20"/>
+                <w:lang w:val="es-CL"/>
+              </w:rPr>
+              <w:t>frontend</w:t>
+            </w:r>
+            <w:proofErr w:type="spellEnd"/>
+            <w:r>
+              <w:rPr>
+                <w:b w:val="0"/>
+                <w:bCs w:val="0"/>
+                <w:color w:val="000000"/>
+                <w:sz w:val="20"/>
+                <w:szCs w:val="20"/>
+                <w:lang w:val="es-CL"/>
+              </w:rPr>
+              <w:t xml:space="preserve"> de </w:t>
+            </w:r>
+            <w:proofErr w:type="spellStart"/>
+            <w:r>
+              <w:rPr>
+                <w:b w:val="0"/>
+                <w:bCs w:val="0"/>
+                <w:color w:val="000000"/>
+                <w:sz w:val="20"/>
+                <w:szCs w:val="20"/>
+                <w:lang w:val="es-CL"/>
+              </w:rPr>
+              <w:t>React</w:t>
+            </w:r>
+            <w:proofErr w:type="spellEnd"/>
+            <w:r>
+              <w:rPr>
+                <w:b w:val="0"/>
+                <w:bCs w:val="0"/>
+                <w:color w:val="000000"/>
+                <w:sz w:val="20"/>
+                <w:szCs w:val="20"/>
+                <w:lang w:val="es-CL"/>
+              </w:rPr>
+              <w:t xml:space="preserve"> deben estar levantados y conectados</w:t>
             </w:r>
             <w:r>
               <w:rPr>
@@ -14834,7 +15792,6 @@
                 <w:bCs/>
                 <w:noProof/>
               </w:rPr>
-              <w:lastRenderedPageBreak/>
               <w:drawing>
                 <wp:inline distT="0" distB="0" distL="0" distR="0" wp14:anchorId="204A05C8" wp14:editId="52CC7A22">
                   <wp:extent cx="5708015" cy="875030"/>
@@ -15043,38 +16000,6 @@
         </w:rPr>
       </w:pPr>
     </w:p>
-    <w:p>
-      <w:pPr>
-        <w:pStyle w:val="Standard"/>
-        <w:rPr>
-          <w:rFonts w:hint="eastAsia"/>
-        </w:rPr>
-      </w:pPr>
-    </w:p>
-    <w:p>
-      <w:pPr>
-        <w:pStyle w:val="Standard"/>
-        <w:rPr>
-          <w:rFonts w:hint="eastAsia"/>
-        </w:rPr>
-      </w:pPr>
-    </w:p>
-    <w:p>
-      <w:pPr>
-        <w:pStyle w:val="Standard"/>
-        <w:rPr>
-          <w:rFonts w:hint="eastAsia"/>
-        </w:rPr>
-      </w:pPr>
-    </w:p>
-    <w:p>
-      <w:pPr>
-        <w:pStyle w:val="Standard"/>
-        <w:rPr>
-          <w:rFonts w:hint="eastAsia"/>
-        </w:rPr>
-      </w:pPr>
-    </w:p>
     <w:tbl>
       <w:tblPr>
         <w:tblW w:w="9045" w:type="dxa"/>
@@ -15122,6 +16047,7 @@
                 <w:sz w:val="18"/>
                 <w:szCs w:val="18"/>
               </w:rPr>
+              <w:lastRenderedPageBreak/>
               <w:t xml:space="preserve">Registro </w:t>
             </w:r>
             <w:r>
@@ -15337,13 +16263,41 @@
               <w:rPr>
                 <w:color w:val="000000"/>
               </w:rPr>
-              <w:t>cita el estilista seleccione la finalización de esta mostrando el saldo pendiente de la reserva así</w:t>
-            </w:r>
+              <w:t xml:space="preserve">cita el estilista seleccione la finalización de </w:t>
+            </w:r>
+            <w:proofErr w:type="spellStart"/>
             <w:r>
               <w:rPr>
                 <w:color w:val="000000"/>
               </w:rPr>
-              <w:t xml:space="preserve"> el backend procese el </w:t>
+              <w:t>esta</w:t>
+            </w:r>
+            <w:proofErr w:type="spellEnd"/>
+            <w:r>
+              <w:rPr>
+                <w:color w:val="000000"/>
+              </w:rPr>
+              <w:t xml:space="preserve"> mostrando el saldo pendiente de la reserva así</w:t>
+            </w:r>
+            <w:r>
+              <w:rPr>
+                <w:color w:val="000000"/>
+              </w:rPr>
+              <w:t xml:space="preserve"> el </w:t>
+            </w:r>
+            <w:proofErr w:type="spellStart"/>
+            <w:r>
+              <w:rPr>
+                <w:color w:val="000000"/>
+              </w:rPr>
+              <w:t>backend</w:t>
+            </w:r>
+            <w:proofErr w:type="spellEnd"/>
+            <w:r>
+              <w:rPr>
+                <w:color w:val="000000"/>
+              </w:rPr>
+              <w:t xml:space="preserve"> procese el </w:t>
             </w:r>
             <w:r>
               <w:rPr>
@@ -15433,7 +16387,79 @@
                 <w:szCs w:val="20"/>
                 <w:lang w:val="es-CL"/>
               </w:rPr>
-              <w:t>El servidor backend de Spring Boot y el cliente frontend de React deben estar levantados y conectados</w:t>
+              <w:t xml:space="preserve">El servidor </w:t>
+            </w:r>
+            <w:proofErr w:type="spellStart"/>
+            <w:r>
+              <w:rPr>
+                <w:b w:val="0"/>
+                <w:bCs w:val="0"/>
+                <w:color w:val="000000"/>
+                <w:sz w:val="20"/>
+                <w:szCs w:val="20"/>
+                <w:lang w:val="es-CL"/>
+              </w:rPr>
+              <w:t>backend</w:t>
+            </w:r>
+            <w:proofErr w:type="spellEnd"/>
+            <w:r>
+              <w:rPr>
+                <w:b w:val="0"/>
+                <w:bCs w:val="0"/>
+                <w:color w:val="000000"/>
+                <w:sz w:val="20"/>
+                <w:szCs w:val="20"/>
+                <w:lang w:val="es-CL"/>
+              </w:rPr>
+              <w:t xml:space="preserve"> de Spring Boot y el cliente </w:t>
+            </w:r>
+            <w:proofErr w:type="spellStart"/>
+            <w:r>
+              <w:rPr>
+                <w:b w:val="0"/>
+                <w:bCs w:val="0"/>
+                <w:color w:val="000000"/>
+                <w:sz w:val="20"/>
+                <w:szCs w:val="20"/>
+                <w:lang w:val="es-CL"/>
+              </w:rPr>
+              <w:t>frontend</w:t>
+            </w:r>
+            <w:proofErr w:type="spellEnd"/>
+            <w:r>
+              <w:rPr>
+                <w:b w:val="0"/>
+                <w:bCs w:val="0"/>
+                <w:color w:val="000000"/>
+                <w:sz w:val="20"/>
+                <w:szCs w:val="20"/>
+                <w:lang w:val="es-CL"/>
+              </w:rPr>
+              <w:t xml:space="preserve"> de </w:t>
+            </w:r>
+            <w:proofErr w:type="spellStart"/>
+            <w:r>
+              <w:rPr>
+                <w:b w:val="0"/>
+                <w:bCs w:val="0"/>
+                <w:color w:val="000000"/>
+                <w:sz w:val="20"/>
+                <w:szCs w:val="20"/>
+                <w:lang w:val="es-CL"/>
+              </w:rPr>
+              <w:t>React</w:t>
+            </w:r>
+            <w:proofErr w:type="spellEnd"/>
+            <w:r>
+              <w:rPr>
+                <w:b w:val="0"/>
+                <w:bCs w:val="0"/>
+                <w:color w:val="000000"/>
+                <w:sz w:val="20"/>
+                <w:szCs w:val="20"/>
+                <w:lang w:val="es-CL"/>
+              </w:rPr>
+              <w:t xml:space="preserve"> deben estar levantados y conectados</w:t>
             </w:r>
             <w:r>
               <w:rPr>
@@ -15607,7 +16633,29 @@
                 <w:szCs w:val="20"/>
                 <w:lang w:val="es-CL"/>
               </w:rPr>
-              <w:t xml:space="preserve">de React. </w:t>
+              <w:t xml:space="preserve">de </w:t>
+            </w:r>
+            <w:proofErr w:type="spellStart"/>
+            <w:r>
+              <w:rPr>
+                <w:b w:val="0"/>
+                <w:bCs w:val="0"/>
+                <w:sz w:val="20"/>
+                <w:szCs w:val="20"/>
+                <w:lang w:val="es-CL"/>
+              </w:rPr>
+              <w:t>React</w:t>
+            </w:r>
+            <w:proofErr w:type="spellEnd"/>
+            <w:r>
+              <w:rPr>
+                <w:b w:val="0"/>
+                <w:bCs w:val="0"/>
+                <w:sz w:val="20"/>
+                <w:szCs w:val="20"/>
+                <w:lang w:val="es-CL"/>
+              </w:rPr>
+              <w:t xml:space="preserve">. </w:t>
             </w:r>
           </w:p>
           <w:p>
@@ -15665,7 +16713,23 @@
                 <w:szCs w:val="20"/>
                 <w:lang w:val="es-CL"/>
               </w:rPr>
-              <w:t xml:space="preserve">, definir el método de pago utilizado (ej: "DEBITO") e ingresar el ID de transacción física. </w:t>
+              <w:t>, definir el método de pago utilizado (</w:t>
+            </w:r>
+            <w:proofErr w:type="spellStart"/>
+            <w:r>
+              <w:rPr>
+                <w:szCs w:val="20"/>
+                <w:lang w:val="es-CL"/>
+              </w:rPr>
+              <w:t>ej</w:t>
+            </w:r>
+            <w:proofErr w:type="spellEnd"/>
+            <w:r>
+              <w:rPr>
+                <w:szCs w:val="20"/>
+                <w:lang w:val="es-CL"/>
+              </w:rPr>
+              <w:t xml:space="preserve">: "DEBITO") e ingresar el ID de transacción física. </w:t>
             </w:r>
           </w:p>
           <w:p>
@@ -15710,8 +16774,23 @@
                 <w:szCs w:val="20"/>
                 <w:lang w:val="es-CL"/>
               </w:rPr>
-              <w:lastRenderedPageBreak/>
-              <w:t>Presionar el botón "Finalizar Transacción" para impactar las tablas en el backend.</w:t>
+              <w:t xml:space="preserve">Presionar el botón "Finalizar Transacción" para impactar las tablas en el </w:t>
+            </w:r>
+            <w:proofErr w:type="spellStart"/>
+            <w:r>
+              <w:rPr>
+                <w:szCs w:val="20"/>
+                <w:lang w:val="es-CL"/>
+              </w:rPr>
+              <w:t>backend</w:t>
+            </w:r>
+            <w:proofErr w:type="spellEnd"/>
+            <w:r>
+              <w:rPr>
+                <w:szCs w:val="20"/>
+                <w:lang w:val="es-CL"/>
+              </w:rPr>
+              <w:t>.</w:t>
             </w:r>
             <w:r>
               <w:rPr>
@@ -15756,7 +16835,6 @@
                 <w:b/>
                 <w:bCs/>
               </w:rPr>
-              <w:lastRenderedPageBreak/>
               <w:t>Resultado esperado:</w:t>
             </w:r>
           </w:p>
@@ -15910,6 +16988,11 @@
     <w:p>
       <w:pPr>
         <w:pStyle w:val="Standard"/>
+      </w:pPr>
+    </w:p>
+    <w:p>
+      <w:pPr>
+        <w:pStyle w:val="Standard"/>
         <w:rPr>
           <w:rFonts w:hint="eastAsia"/>
         </w:rPr>
@@ -16010,6 +17093,7 @@
                 <w:sz w:val="18"/>
                 <w:szCs w:val="18"/>
               </w:rPr>
+              <w:lastRenderedPageBreak/>
               <w:t>Validación de Fecha en el Pasado</w:t>
             </w:r>
           </w:p>
@@ -16203,7 +17287,35 @@
               <w:rPr>
                 <w:color w:val="000000"/>
               </w:rPr>
-              <w:t xml:space="preserve">Validar que el backend y el frontend bloqueen e impidan cualquier intento de registrar una cita cuya fecha seleccionada sea anterior al día actual (fecha de hoy), arrojando un error controlado y denegando la persistencia en la base de datos. </w:t>
+              <w:t xml:space="preserve">Validar que el </w:t>
+            </w:r>
+            <w:proofErr w:type="spellStart"/>
+            <w:r>
+              <w:rPr>
+                <w:color w:val="000000"/>
+              </w:rPr>
+              <w:t>backend</w:t>
+            </w:r>
+            <w:proofErr w:type="spellEnd"/>
+            <w:r>
+              <w:rPr>
+                <w:color w:val="000000"/>
+              </w:rPr>
+              <w:t xml:space="preserve"> y el </w:t>
+            </w:r>
+            <w:proofErr w:type="spellStart"/>
+            <w:r>
+              <w:rPr>
+                <w:color w:val="000000"/>
+              </w:rPr>
+              <w:t>frontend</w:t>
+            </w:r>
+            <w:proofErr w:type="spellEnd"/>
+            <w:r>
+              <w:rPr>
+                <w:color w:val="000000"/>
+              </w:rPr>
+              <w:t xml:space="preserve"> bloqueen e impidan cualquier intento de registrar una cita cuya fecha seleccionada sea anterior al día actual (fecha de hoy), arrojando un error controlado y denegando la persistencia en la base de datos. </w:t>
             </w:r>
           </w:p>
         </w:tc>
@@ -16269,7 +17381,79 @@
                 <w:szCs w:val="20"/>
                 <w:lang w:val="es-CL"/>
               </w:rPr>
-              <w:t>El servidor backend de Spring Boot y el cliente frontend de React deben estar levantados y conectados</w:t>
+              <w:t xml:space="preserve">El servidor </w:t>
+            </w:r>
+            <w:proofErr w:type="spellStart"/>
+            <w:r>
+              <w:rPr>
+                <w:b w:val="0"/>
+                <w:bCs w:val="0"/>
+                <w:color w:val="000000"/>
+                <w:sz w:val="20"/>
+                <w:szCs w:val="20"/>
+                <w:lang w:val="es-CL"/>
+              </w:rPr>
+              <w:t>backend</w:t>
+            </w:r>
+            <w:proofErr w:type="spellEnd"/>
+            <w:r>
+              <w:rPr>
+                <w:b w:val="0"/>
+                <w:bCs w:val="0"/>
+                <w:color w:val="000000"/>
+                <w:sz w:val="20"/>
+                <w:szCs w:val="20"/>
+                <w:lang w:val="es-CL"/>
+              </w:rPr>
+              <w:t xml:space="preserve"> de Spring Boot y el cliente </w:t>
+            </w:r>
+            <w:proofErr w:type="spellStart"/>
+            <w:r>
+              <w:rPr>
+                <w:b w:val="0"/>
+                <w:bCs w:val="0"/>
+                <w:color w:val="000000"/>
+                <w:sz w:val="20"/>
+                <w:szCs w:val="20"/>
+                <w:lang w:val="es-CL"/>
+              </w:rPr>
+              <w:t>frontend</w:t>
+            </w:r>
+            <w:proofErr w:type="spellEnd"/>
+            <w:r>
+              <w:rPr>
+                <w:b w:val="0"/>
+                <w:bCs w:val="0"/>
+                <w:color w:val="000000"/>
+                <w:sz w:val="20"/>
+                <w:szCs w:val="20"/>
+                <w:lang w:val="es-CL"/>
+              </w:rPr>
+              <w:t xml:space="preserve"> de </w:t>
+            </w:r>
+            <w:proofErr w:type="spellStart"/>
+            <w:r>
+              <w:rPr>
+                <w:b w:val="0"/>
+                <w:bCs w:val="0"/>
+                <w:color w:val="000000"/>
+                <w:sz w:val="20"/>
+                <w:szCs w:val="20"/>
+                <w:lang w:val="es-CL"/>
+              </w:rPr>
+              <w:t>React</w:t>
+            </w:r>
+            <w:proofErr w:type="spellEnd"/>
+            <w:r>
+              <w:rPr>
+                <w:b w:val="0"/>
+                <w:bCs w:val="0"/>
+                <w:color w:val="000000"/>
+                <w:sz w:val="20"/>
+                <w:szCs w:val="20"/>
+                <w:lang w:val="es-CL"/>
+              </w:rPr>
+              <w:t xml:space="preserve"> deben estar levantados y conectados</w:t>
             </w:r>
             <w:r>
               <w:rPr>
@@ -16513,22 +17697,22 @@
               </w:rPr>
             </w:pPr>
             <w:r>
-              <w:t xml:space="preserve">El sistema debe denegar la operación. El frontend debe mostrar un aviso indicando </w:t>
+              <w:t xml:space="preserve">El sistema debe denegar la operación. El </w:t>
+            </w:r>
+            <w:proofErr w:type="spellStart"/>
+            <w:r>
+              <w:t>frontend</w:t>
+            </w:r>
+            <w:proofErr w:type="spellEnd"/>
+            <w:r>
+              <w:t xml:space="preserve"> debe mostrar un aviso indicando </w:t>
             </w:r>
             <w:r>
               <w:rPr>
                 <w:i/>
                 <w:iCs/>
               </w:rPr>
-              <w:t xml:space="preserve">"La fecha seleccionada no </w:t>
-            </w:r>
-            <w:r>
-              <w:rPr>
-                <w:i/>
-                <w:iCs/>
-              </w:rPr>
-              <w:lastRenderedPageBreak/>
-              <w:t xml:space="preserve">puede </w:t>
+              <w:t xml:space="preserve">"La fecha seleccionada no puede </w:t>
             </w:r>
             <w:r>
               <w:rPr>
@@ -16580,7 +17764,6 @@
                 <w:b/>
                 <w:bCs/>
               </w:rPr>
-              <w:lastRenderedPageBreak/>
               <w:t>Resultado obtenido:</w:t>
             </w:r>
           </w:p>
@@ -16725,6 +17908,26 @@
     <w:p>
       <w:pPr>
         <w:pStyle w:val="Standard"/>
+      </w:pPr>
+    </w:p>
+    <w:p>
+      <w:pPr>
+        <w:pStyle w:val="Standard"/>
+      </w:pPr>
+    </w:p>
+    <w:p>
+      <w:pPr>
+        <w:pStyle w:val="Standard"/>
+      </w:pPr>
+    </w:p>
+    <w:p>
+      <w:pPr>
+        <w:pStyle w:val="Standard"/>
+      </w:pPr>
+    </w:p>
+    <w:p>
+      <w:pPr>
+        <w:pStyle w:val="Standard"/>
         <w:rPr>
           <w:rFonts w:hint="eastAsia"/>
         </w:rPr>
@@ -16793,6 +17996,7 @@
                 <w:sz w:val="18"/>
                 <w:szCs w:val="18"/>
               </w:rPr>
+              <w:lastRenderedPageBreak/>
               <w:t>Validación de Días No Laborables</w:t>
             </w:r>
           </w:p>
@@ -17053,7 +18257,85 @@
                 <w:u w:val="single"/>
                 <w:lang w:val="es-CL"/>
               </w:rPr>
-              <w:t>El servidor backend de Spring Boot y el cliente frontend de React deben estar levantados y conectados.</w:t>
+              <w:t xml:space="preserve">El servidor </w:t>
+            </w:r>
+            <w:proofErr w:type="spellStart"/>
+            <w:r>
+              <w:rPr>
+                <w:b w:val="0"/>
+                <w:bCs w:val="0"/>
+                <w:color w:val="000000"/>
+                <w:sz w:val="20"/>
+                <w:szCs w:val="20"/>
+                <w:u w:val="single"/>
+                <w:lang w:val="es-CL"/>
+              </w:rPr>
+              <w:t>backend</w:t>
+            </w:r>
+            <w:proofErr w:type="spellEnd"/>
+            <w:r>
+              <w:rPr>
+                <w:b w:val="0"/>
+                <w:bCs w:val="0"/>
+                <w:color w:val="000000"/>
+                <w:sz w:val="20"/>
+                <w:szCs w:val="20"/>
+                <w:u w:val="single"/>
+                <w:lang w:val="es-CL"/>
+              </w:rPr>
+              <w:t xml:space="preserve"> de Spring Boot y el cliente </w:t>
+            </w:r>
+            <w:proofErr w:type="spellStart"/>
+            <w:r>
+              <w:rPr>
+                <w:b w:val="0"/>
+                <w:bCs w:val="0"/>
+                <w:color w:val="000000"/>
+                <w:sz w:val="20"/>
+                <w:szCs w:val="20"/>
+                <w:u w:val="single"/>
+                <w:lang w:val="es-CL"/>
+              </w:rPr>
+              <w:t>frontend</w:t>
+            </w:r>
+            <w:proofErr w:type="spellEnd"/>
+            <w:r>
+              <w:rPr>
+                <w:b w:val="0"/>
+                <w:bCs w:val="0"/>
+                <w:color w:val="000000"/>
+                <w:sz w:val="20"/>
+                <w:szCs w:val="20"/>
+                <w:u w:val="single"/>
+                <w:lang w:val="es-CL"/>
+              </w:rPr>
+              <w:t xml:space="preserve"> de </w:t>
+            </w:r>
+            <w:proofErr w:type="spellStart"/>
+            <w:r>
+              <w:rPr>
+                <w:b w:val="0"/>
+                <w:bCs w:val="0"/>
+                <w:color w:val="000000"/>
+                <w:sz w:val="20"/>
+                <w:szCs w:val="20"/>
+                <w:u w:val="single"/>
+                <w:lang w:val="es-CL"/>
+              </w:rPr>
+              <w:t>React</w:t>
+            </w:r>
+            <w:proofErr w:type="spellEnd"/>
+            <w:r>
+              <w:rPr>
+                <w:b w:val="0"/>
+                <w:bCs w:val="0"/>
+                <w:color w:val="000000"/>
+                <w:sz w:val="20"/>
+                <w:szCs w:val="20"/>
+                <w:u w:val="single"/>
+                <w:lang w:val="es-CL"/>
+              </w:rPr>
+              <w:t xml:space="preserve"> deben estar levantados y conectados.</w:t>
             </w:r>
           </w:p>
           <w:p>
@@ -17083,7 +18365,55 @@
                 <w:u w:val="single"/>
                 <w:lang w:val="es-CL"/>
               </w:rPr>
-              <w:t>El empleado seleccionado debe tener cargada su jornada laboral únicamente de Lunes a Sábado en la base de datos MySQL.</w:t>
+              <w:t xml:space="preserve">El empleado seleccionado debe tener cargada su jornada laboral únicamente de </w:t>
+            </w:r>
+            <w:proofErr w:type="gramStart"/>
+            <w:r>
+              <w:rPr>
+                <w:b w:val="0"/>
+                <w:bCs w:val="0"/>
+                <w:sz w:val="20"/>
+                <w:szCs w:val="20"/>
+                <w:u w:val="single"/>
+                <w:lang w:val="es-CL"/>
+              </w:rPr>
+              <w:t>Lunes</w:t>
+            </w:r>
+            <w:proofErr w:type="gramEnd"/>
+            <w:r>
+              <w:rPr>
+                <w:b w:val="0"/>
+                <w:bCs w:val="0"/>
+                <w:sz w:val="20"/>
+                <w:szCs w:val="20"/>
+                <w:u w:val="single"/>
+                <w:lang w:val="es-CL"/>
+              </w:rPr>
+              <w:t xml:space="preserve"> a </w:t>
+            </w:r>
+            <w:proofErr w:type="gramStart"/>
+            <w:r>
+              <w:rPr>
+                <w:b w:val="0"/>
+                <w:bCs w:val="0"/>
+                <w:sz w:val="20"/>
+                <w:szCs w:val="20"/>
+                <w:u w:val="single"/>
+                <w:lang w:val="es-CL"/>
+              </w:rPr>
+              <w:t>Sábado</w:t>
+            </w:r>
+            <w:proofErr w:type="gramEnd"/>
+            <w:r>
+              <w:rPr>
+                <w:b w:val="0"/>
+                <w:bCs w:val="0"/>
+                <w:sz w:val="20"/>
+                <w:szCs w:val="20"/>
+                <w:u w:val="single"/>
+                <w:lang w:val="es-CL"/>
+              </w:rPr>
+              <w:t xml:space="preserve"> en la base de datos MySQL.</w:t>
             </w:r>
           </w:p>
         </w:tc>
@@ -17192,7 +18522,23 @@
                 <w:szCs w:val="20"/>
                 <w:lang w:val="es-CL"/>
               </w:rPr>
-              <w:t>En el calendario flotante, avanzar y seleccionar explícitamente un día Domingo (o el día libre del estilista).</w:t>
+              <w:t xml:space="preserve">En el calendario flotante, avanzar y seleccionar explícitamente un </w:t>
+            </w:r>
+            <w:proofErr w:type="gramStart"/>
+            <w:r>
+              <w:rPr>
+                <w:szCs w:val="20"/>
+                <w:lang w:val="es-CL"/>
+              </w:rPr>
+              <w:t>día Domingo</w:t>
+            </w:r>
+            <w:proofErr w:type="gramEnd"/>
+            <w:r>
+              <w:rPr>
+                <w:szCs w:val="20"/>
+                <w:lang w:val="es-CL"/>
+              </w:rPr>
+              <w:t xml:space="preserve"> (o el día libre del estilista).</w:t>
             </w:r>
           </w:p>
           <w:p>
@@ -17274,7 +18620,15 @@
               <w:t>"El profesional seleccionado no atiende en la fecha elegida"</w:t>
             </w:r>
             <w:r>
-              <w:t>, impidiendo que la petición viaje al backend de forma errónea.</w:t>
+              <w:t xml:space="preserve">, impidiendo que la petición viaje al </w:t>
+            </w:r>
+            <w:proofErr w:type="spellStart"/>
+            <w:r>
+              <w:t>backend</w:t>
+            </w:r>
+            <w:proofErr w:type="spellEnd"/>
+            <w:r>
+              <w:t xml:space="preserve"> de forma errónea.</w:t>
             </w:r>
           </w:p>
         </w:tc>
@@ -17323,7 +18677,6 @@
               </w:rPr>
             </w:pPr>
             <w:r>
-              <w:lastRenderedPageBreak/>
               <w:t>&lt;Resultado obtenido de la ejecución del caso de prueba&gt;</w:t>
             </w:r>
           </w:p>
@@ -17497,6 +18850,11 @@
     <w:p>
       <w:pPr>
         <w:pStyle w:val="Standard"/>
+      </w:pPr>
+    </w:p>
+    <w:p>
+      <w:pPr>
+        <w:pStyle w:val="Standard"/>
         <w:rPr>
           <w:rFonts w:hint="eastAsia"/>
         </w:rPr>
@@ -17557,6 +18915,7 @@
                 <w:sz w:val="18"/>
                 <w:szCs w:val="18"/>
               </w:rPr>
+              <w:lastRenderedPageBreak/>
               <w:t>Validación de Bloque de Almuerzo</w:t>
             </w:r>
           </w:p>
@@ -17744,7 +19103,15 @@
               </w:rPr>
             </w:pPr>
             <w:r>
-              <w:t>Verificar que los bloques horarios configurados como tiempo de colación o almuerzo para un empleado en la tabla horario no se muestren disponibles en el frontend, impidiendo que los clientes agenden citas en dichos tramos.</w:t>
+              <w:t xml:space="preserve">Verificar que los bloques horarios configurados como tiempo de colación o almuerzo para un empleado en la tabla horario no se muestren disponibles en el </w:t>
+            </w:r>
+            <w:proofErr w:type="spellStart"/>
+            <w:r>
+              <w:t>frontend</w:t>
+            </w:r>
+            <w:proofErr w:type="spellEnd"/>
+            <w:r>
+              <w:t>, impidiendo que los clientes agenden citas en dichos tramos.</w:t>
             </w:r>
           </w:p>
         </w:tc>
@@ -17810,7 +19177,79 @@
                 <w:szCs w:val="20"/>
                 <w:lang w:val="es-CL"/>
               </w:rPr>
-              <w:t>El servidor backend de Spring Boot y el cliente frontend de React deben estar levantados y conectados</w:t>
+              <w:t xml:space="preserve">El servidor </w:t>
+            </w:r>
+            <w:proofErr w:type="spellStart"/>
+            <w:r>
+              <w:rPr>
+                <w:b w:val="0"/>
+                <w:bCs w:val="0"/>
+                <w:color w:val="000000"/>
+                <w:sz w:val="20"/>
+                <w:szCs w:val="20"/>
+                <w:lang w:val="es-CL"/>
+              </w:rPr>
+              <w:t>backend</w:t>
+            </w:r>
+            <w:proofErr w:type="spellEnd"/>
+            <w:r>
+              <w:rPr>
+                <w:b w:val="0"/>
+                <w:bCs w:val="0"/>
+                <w:color w:val="000000"/>
+                <w:sz w:val="20"/>
+                <w:szCs w:val="20"/>
+                <w:lang w:val="es-CL"/>
+              </w:rPr>
+              <w:t xml:space="preserve"> de Spring Boot y el cliente </w:t>
+            </w:r>
+            <w:proofErr w:type="spellStart"/>
+            <w:r>
+              <w:rPr>
+                <w:b w:val="0"/>
+                <w:bCs w:val="0"/>
+                <w:color w:val="000000"/>
+                <w:sz w:val="20"/>
+                <w:szCs w:val="20"/>
+                <w:lang w:val="es-CL"/>
+              </w:rPr>
+              <w:t>frontend</w:t>
+            </w:r>
+            <w:proofErr w:type="spellEnd"/>
+            <w:r>
+              <w:rPr>
+                <w:b w:val="0"/>
+                <w:bCs w:val="0"/>
+                <w:color w:val="000000"/>
+                <w:sz w:val="20"/>
+                <w:szCs w:val="20"/>
+                <w:lang w:val="es-CL"/>
+              </w:rPr>
+              <w:t xml:space="preserve"> de </w:t>
+            </w:r>
+            <w:proofErr w:type="spellStart"/>
+            <w:r>
+              <w:rPr>
+                <w:b w:val="0"/>
+                <w:bCs w:val="0"/>
+                <w:color w:val="000000"/>
+                <w:sz w:val="20"/>
+                <w:szCs w:val="20"/>
+                <w:lang w:val="es-CL"/>
+              </w:rPr>
+              <w:t>React</w:t>
+            </w:r>
+            <w:proofErr w:type="spellEnd"/>
+            <w:r>
+              <w:rPr>
+                <w:b w:val="0"/>
+                <w:bCs w:val="0"/>
+                <w:color w:val="000000"/>
+                <w:sz w:val="20"/>
+                <w:szCs w:val="20"/>
+                <w:lang w:val="es-CL"/>
+              </w:rPr>
+              <w:t xml:space="preserve"> deben estar levantados y conectados</w:t>
             </w:r>
             <w:r>
               <w:rPr>
@@ -17890,7 +19329,23 @@
                 <w:szCs w:val="20"/>
                 <w:lang w:val="es-CL"/>
               </w:rPr>
-              <w:t>El frontend debe cargar las horas disponibles de forma dinámica consultando la API de disponibilidad.</w:t>
+              <w:t xml:space="preserve">El </w:t>
+            </w:r>
+            <w:proofErr w:type="spellStart"/>
+            <w:r>
+              <w:rPr>
+                <w:szCs w:val="20"/>
+                <w:lang w:val="es-CL"/>
+              </w:rPr>
+              <w:t>frontend</w:t>
+            </w:r>
+            <w:proofErr w:type="spellEnd"/>
+            <w:r>
+              <w:rPr>
+                <w:szCs w:val="20"/>
+                <w:lang w:val="es-CL"/>
+              </w:rPr>
+              <w:t xml:space="preserve"> debe cargar las horas disponibles de forma dinámica consultando la API de disponibilidad.</w:t>
             </w:r>
           </w:p>
         </w:tc>
@@ -18049,7 +19504,23 @@
                 <w:szCs w:val="20"/>
                 <w:lang w:val="es-CL"/>
               </w:rPr>
-              <w:t xml:space="preserve"> hrs.</w:t>
+              <w:t xml:space="preserve"> </w:t>
+            </w:r>
+            <w:proofErr w:type="spellStart"/>
+            <w:r>
+              <w:rPr>
+                <w:szCs w:val="20"/>
+                <w:lang w:val="es-CL"/>
+              </w:rPr>
+              <w:t>hrs</w:t>
+            </w:r>
+            <w:proofErr w:type="spellEnd"/>
+            <w:r>
+              <w:rPr>
+                <w:szCs w:val="20"/>
+                <w:lang w:val="es-CL"/>
+              </w:rPr>
+              <w:t>.</w:t>
             </w:r>
           </w:p>
         </w:tc>
@@ -18165,7 +19636,6 @@
                 <w:bCs/>
                 <w:noProof/>
               </w:rPr>
-              <w:lastRenderedPageBreak/>
               <w:drawing>
                 <wp:inline distT="0" distB="0" distL="0" distR="0" wp14:anchorId="36C6C241" wp14:editId="02170039">
                   <wp:extent cx="5708015" cy="1410335"/>
@@ -18257,6 +19727,16 @@
     <w:p>
       <w:pPr>
         <w:pStyle w:val="Textbody"/>
+      </w:pPr>
+    </w:p>
+    <w:p>
+      <w:pPr>
+        <w:pStyle w:val="Textbody"/>
+      </w:pPr>
+    </w:p>
+    <w:p>
+      <w:pPr>
+        <w:pStyle w:val="Textbody"/>
         <w:rPr>
           <w:rFonts w:hint="eastAsia"/>
         </w:rPr>
@@ -18333,6 +19813,7 @@
                 <w:sz w:val="18"/>
                 <w:szCs w:val="18"/>
               </w:rPr>
+              <w:lastRenderedPageBreak/>
               <w:t>Control de Insumos Utilizados en Servicios</w:t>
             </w:r>
           </w:p>
@@ -18517,7 +19998,15 @@
               </w:rPr>
             </w:pPr>
             <w:r>
-              <w:t>Verificar que el sistema registre de forma exacta el consumo de materiales asociados a una atención entidad InsumosUtilizados, asociando la cantidad gastada al detalle de la cita y descontando de manera lógica el inventario general del local.</w:t>
+              <w:t xml:space="preserve">Verificar que el sistema registre de forma exacta el consumo de materiales asociados a una atención entidad </w:t>
+            </w:r>
+            <w:proofErr w:type="spellStart"/>
+            <w:r>
+              <w:t>InsumosUtilizados</w:t>
+            </w:r>
+            <w:proofErr w:type="spellEnd"/>
+            <w:r>
+              <w:t>, asociando la cantidad gastada al detalle de la cita y descontando de manera lógica el inventario general del local.</w:t>
             </w:r>
           </w:p>
         </w:tc>
@@ -18583,7 +20072,79 @@
                 <w:szCs w:val="20"/>
                 <w:lang w:val="es-CL"/>
               </w:rPr>
-              <w:t>El servidor backend de Spring Boot y el cliente frontend de React deben estar levantados y conectados</w:t>
+              <w:t xml:space="preserve">El servidor </w:t>
+            </w:r>
+            <w:proofErr w:type="spellStart"/>
+            <w:r>
+              <w:rPr>
+                <w:b w:val="0"/>
+                <w:bCs w:val="0"/>
+                <w:color w:val="000000"/>
+                <w:sz w:val="20"/>
+                <w:szCs w:val="20"/>
+                <w:lang w:val="es-CL"/>
+              </w:rPr>
+              <w:t>backend</w:t>
+            </w:r>
+            <w:proofErr w:type="spellEnd"/>
+            <w:r>
+              <w:rPr>
+                <w:b w:val="0"/>
+                <w:bCs w:val="0"/>
+                <w:color w:val="000000"/>
+                <w:sz w:val="20"/>
+                <w:szCs w:val="20"/>
+                <w:lang w:val="es-CL"/>
+              </w:rPr>
+              <w:t xml:space="preserve"> de Spring Boot y el cliente </w:t>
+            </w:r>
+            <w:proofErr w:type="spellStart"/>
+            <w:r>
+              <w:rPr>
+                <w:b w:val="0"/>
+                <w:bCs w:val="0"/>
+                <w:color w:val="000000"/>
+                <w:sz w:val="20"/>
+                <w:szCs w:val="20"/>
+                <w:lang w:val="es-CL"/>
+              </w:rPr>
+              <w:t>frontend</w:t>
+            </w:r>
+            <w:proofErr w:type="spellEnd"/>
+            <w:r>
+              <w:rPr>
+                <w:b w:val="0"/>
+                <w:bCs w:val="0"/>
+                <w:color w:val="000000"/>
+                <w:sz w:val="20"/>
+                <w:szCs w:val="20"/>
+                <w:lang w:val="es-CL"/>
+              </w:rPr>
+              <w:t xml:space="preserve"> de </w:t>
+            </w:r>
+            <w:proofErr w:type="spellStart"/>
+            <w:r>
+              <w:rPr>
+                <w:b w:val="0"/>
+                <w:bCs w:val="0"/>
+                <w:color w:val="000000"/>
+                <w:sz w:val="20"/>
+                <w:szCs w:val="20"/>
+                <w:lang w:val="es-CL"/>
+              </w:rPr>
+              <w:t>React</w:t>
+            </w:r>
+            <w:proofErr w:type="spellEnd"/>
+            <w:r>
+              <w:rPr>
+                <w:b w:val="0"/>
+                <w:bCs w:val="0"/>
+                <w:color w:val="000000"/>
+                <w:sz w:val="20"/>
+                <w:szCs w:val="20"/>
+                <w:lang w:val="es-CL"/>
+              </w:rPr>
+              <w:t xml:space="preserve"> deben estar levantados y conectados</w:t>
             </w:r>
             <w:r>
               <w:rPr>
@@ -18786,7 +20347,29 @@
                 <w:szCs w:val="20"/>
                 <w:lang w:val="es-CL"/>
               </w:rPr>
-              <w:t xml:space="preserve">Elegir un producto del listado desplegable (ej: </w:t>
+              <w:t>Elegir un producto del listado desplegable (</w:t>
+            </w:r>
+            <w:proofErr w:type="spellStart"/>
+            <w:r>
+              <w:rPr>
+                <w:b w:val="0"/>
+                <w:bCs w:val="0"/>
+                <w:sz w:val="20"/>
+                <w:szCs w:val="20"/>
+                <w:lang w:val="es-CL"/>
+              </w:rPr>
+              <w:t>ej</w:t>
+            </w:r>
+            <w:proofErr w:type="spellEnd"/>
+            <w:r>
+              <w:rPr>
+                <w:b w:val="0"/>
+                <w:bCs w:val="0"/>
+                <w:sz w:val="20"/>
+                <w:szCs w:val="20"/>
+                <w:lang w:val="es-CL"/>
+              </w:rPr>
+              <w:t xml:space="preserve">: </w:t>
             </w:r>
             <w:r>
               <w:rPr>
@@ -18808,7 +20391,29 @@
                 <w:szCs w:val="20"/>
                 <w:lang w:val="es-CL"/>
               </w:rPr>
-              <w:t xml:space="preserve">) e ingresar la cantidad utilizada para el servicio (ej: </w:t>
+              <w:t>) e ingresar la cantidad utilizada para el servicio (</w:t>
+            </w:r>
+            <w:proofErr w:type="spellStart"/>
+            <w:r>
+              <w:rPr>
+                <w:b w:val="0"/>
+                <w:bCs w:val="0"/>
+                <w:sz w:val="20"/>
+                <w:szCs w:val="20"/>
+                <w:lang w:val="es-CL"/>
+              </w:rPr>
+              <w:t>ej</w:t>
+            </w:r>
+            <w:proofErr w:type="spellEnd"/>
+            <w:r>
+              <w:rPr>
+                <w:b w:val="0"/>
+                <w:bCs w:val="0"/>
+                <w:sz w:val="20"/>
+                <w:szCs w:val="20"/>
+                <w:lang w:val="es-CL"/>
+              </w:rPr>
+              <w:t xml:space="preserve">: </w:t>
             </w:r>
             <w:r>
               <w:rPr>
@@ -18955,11 +20560,7 @@
               </w:rPr>
             </w:pPr>
             <w:r>
-              <w:t xml:space="preserve">La interfaz debe permitir la asociación de los insumos de forma limpia. Al guardar, el sistema debe descontar inmediatamente las unidades o mililitros correspondientes de la tabla de stock en la base de datos real, </w:t>
-            </w:r>
-            <w:r>
-              <w:lastRenderedPageBreak/>
-              <w:t>mostrando el nuevo balance actualizado en la pantalla de inventario sin generar descuadres numéricos.</w:t>
+              <w:t>La interfaz debe permitir la asociación de los insumos de forma limpia. Al guardar, el sistema debe descontar inmediatamente las unidades o mililitros correspondientes de la tabla de stock en la base de datos real, mostrando el nuevo balance actualizado en la pantalla de inventario sin generar descuadres numéricos.</w:t>
             </w:r>
           </w:p>
         </w:tc>
@@ -18997,7 +20598,6 @@
                 <w:b/>
                 <w:bCs/>
               </w:rPr>
-              <w:lastRenderedPageBreak/>
               <w:t>Resultado obtenido:</w:t>
             </w:r>
           </w:p>
@@ -19115,38 +20715,6 @@
         </w:rPr>
       </w:pPr>
     </w:p>
-    <w:p>
-      <w:pPr>
-        <w:pStyle w:val="Textbody"/>
-        <w:rPr>
-          <w:rFonts w:hint="eastAsia"/>
-        </w:rPr>
-      </w:pPr>
-    </w:p>
-    <w:p>
-      <w:pPr>
-        <w:pStyle w:val="Textbody"/>
-        <w:rPr>
-          <w:rFonts w:hint="eastAsia"/>
-        </w:rPr>
-      </w:pPr>
-    </w:p>
-    <w:p>
-      <w:pPr>
-        <w:pStyle w:val="Textbody"/>
-        <w:rPr>
-          <w:rFonts w:hint="eastAsia"/>
-        </w:rPr>
-      </w:pPr>
-    </w:p>
-    <w:p>
-      <w:pPr>
-        <w:pStyle w:val="Textbody"/>
-        <w:rPr>
-          <w:rFonts w:hint="eastAsia"/>
-        </w:rPr>
-      </w:pPr>
-    </w:p>
     <w:tbl>
       <w:tblPr>
         <w:tblW w:w="9045" w:type="dxa"/>
@@ -19194,6 +20762,7 @@
                 <w:sz w:val="18"/>
                 <w:szCs w:val="18"/>
               </w:rPr>
+              <w:lastRenderedPageBreak/>
               <w:t>CRUD de Inventario</w:t>
             </w:r>
           </w:p>
@@ -19444,7 +21013,79 @@
                 <w:szCs w:val="20"/>
                 <w:lang w:val="es-CL"/>
               </w:rPr>
-              <w:t>El servidor backend de Spring Boot y el cliente frontend de React deben estar levantados y conectados</w:t>
+              <w:t xml:space="preserve">El servidor </w:t>
+            </w:r>
+            <w:proofErr w:type="spellStart"/>
+            <w:r>
+              <w:rPr>
+                <w:b w:val="0"/>
+                <w:bCs w:val="0"/>
+                <w:color w:val="000000"/>
+                <w:sz w:val="20"/>
+                <w:szCs w:val="20"/>
+                <w:lang w:val="es-CL"/>
+              </w:rPr>
+              <w:t>backend</w:t>
+            </w:r>
+            <w:proofErr w:type="spellEnd"/>
+            <w:r>
+              <w:rPr>
+                <w:b w:val="0"/>
+                <w:bCs w:val="0"/>
+                <w:color w:val="000000"/>
+                <w:sz w:val="20"/>
+                <w:szCs w:val="20"/>
+                <w:lang w:val="es-CL"/>
+              </w:rPr>
+              <w:t xml:space="preserve"> de Spring Boot y el cliente </w:t>
+            </w:r>
+            <w:proofErr w:type="spellStart"/>
+            <w:r>
+              <w:rPr>
+                <w:b w:val="0"/>
+                <w:bCs w:val="0"/>
+                <w:color w:val="000000"/>
+                <w:sz w:val="20"/>
+                <w:szCs w:val="20"/>
+                <w:lang w:val="es-CL"/>
+              </w:rPr>
+              <w:t>frontend</w:t>
+            </w:r>
+            <w:proofErr w:type="spellEnd"/>
+            <w:r>
+              <w:rPr>
+                <w:b w:val="0"/>
+                <w:bCs w:val="0"/>
+                <w:color w:val="000000"/>
+                <w:sz w:val="20"/>
+                <w:szCs w:val="20"/>
+                <w:lang w:val="es-CL"/>
+              </w:rPr>
+              <w:t xml:space="preserve"> de </w:t>
+            </w:r>
+            <w:proofErr w:type="spellStart"/>
+            <w:r>
+              <w:rPr>
+                <w:b w:val="0"/>
+                <w:bCs w:val="0"/>
+                <w:color w:val="000000"/>
+                <w:sz w:val="20"/>
+                <w:szCs w:val="20"/>
+                <w:lang w:val="es-CL"/>
+              </w:rPr>
+              <w:t>React</w:t>
+            </w:r>
+            <w:proofErr w:type="spellEnd"/>
+            <w:r>
+              <w:rPr>
+                <w:b w:val="0"/>
+                <w:bCs w:val="0"/>
+                <w:color w:val="000000"/>
+                <w:sz w:val="20"/>
+                <w:szCs w:val="20"/>
+                <w:lang w:val="es-CL"/>
+              </w:rPr>
+              <w:t xml:space="preserve"> deben estar levantados y conectados</w:t>
             </w:r>
             <w:r>
               <w:rPr>
@@ -19483,7 +21124,29 @@
                 <w:szCs w:val="20"/>
                 <w:lang w:val="es-CL"/>
               </w:rPr>
-              <w:t>El usuario debe estar logueado en la web con el rol de Administrador.</w:t>
+              <w:t xml:space="preserve">El usuario debe estar </w:t>
+            </w:r>
+            <w:proofErr w:type="spellStart"/>
+            <w:r>
+              <w:rPr>
+                <w:b w:val="0"/>
+                <w:bCs w:val="0"/>
+                <w:sz w:val="20"/>
+                <w:szCs w:val="20"/>
+                <w:lang w:val="es-CL"/>
+              </w:rPr>
+              <w:t>logueado</w:t>
+            </w:r>
+            <w:proofErr w:type="spellEnd"/>
+            <w:r>
+              <w:rPr>
+                <w:b w:val="0"/>
+                <w:bCs w:val="0"/>
+                <w:sz w:val="20"/>
+                <w:szCs w:val="20"/>
+                <w:lang w:val="es-CL"/>
+              </w:rPr>
+              <w:t xml:space="preserve"> en la web con el rol de Administrador.</w:t>
             </w:r>
           </w:p>
         </w:tc>
@@ -19558,7 +21221,29 @@
                 <w:szCs w:val="20"/>
                 <w:lang w:val="es-CL"/>
               </w:rPr>
-              <w:t>ngresar al panel de control de inventario en el frontend.</w:t>
+              <w:t xml:space="preserve">ngresar al panel de control de inventario en el </w:t>
+            </w:r>
+            <w:proofErr w:type="spellStart"/>
+            <w:r>
+              <w:rPr>
+                <w:b w:val="0"/>
+                <w:bCs w:val="0"/>
+                <w:sz w:val="20"/>
+                <w:szCs w:val="20"/>
+                <w:lang w:val="es-CL"/>
+              </w:rPr>
+              <w:t>frontend</w:t>
+            </w:r>
+            <w:proofErr w:type="spellEnd"/>
+            <w:r>
+              <w:rPr>
+                <w:b w:val="0"/>
+                <w:bCs w:val="0"/>
+                <w:sz w:val="20"/>
+                <w:szCs w:val="20"/>
+                <w:lang w:val="es-CL"/>
+              </w:rPr>
+              <w:t>.</w:t>
             </w:r>
           </w:p>
           <w:p>
@@ -19586,7 +21271,29 @@
                 <w:szCs w:val="20"/>
                 <w:lang w:val="es-CL"/>
               </w:rPr>
-              <w:t xml:space="preserve">Presionar "Agregar Producto" y registrar un nuevo insumo (ej: </w:t>
+              <w:t>Presionar "Agregar Producto" y registrar un nuevo insumo (</w:t>
+            </w:r>
+            <w:proofErr w:type="spellStart"/>
+            <w:r>
+              <w:rPr>
+                <w:b w:val="0"/>
+                <w:bCs w:val="0"/>
+                <w:sz w:val="20"/>
+                <w:szCs w:val="20"/>
+                <w:lang w:val="es-CL"/>
+              </w:rPr>
+              <w:t>ej</w:t>
+            </w:r>
+            <w:proofErr w:type="spellEnd"/>
+            <w:r>
+              <w:rPr>
+                <w:b w:val="0"/>
+                <w:bCs w:val="0"/>
+                <w:sz w:val="20"/>
+                <w:szCs w:val="20"/>
+                <w:lang w:val="es-CL"/>
+              </w:rPr>
+              <w:t xml:space="preserve">: </w:t>
             </w:r>
             <w:r>
               <w:rPr>
@@ -19686,18 +21393,7 @@
                 <w:szCs w:val="20"/>
                 <w:lang w:val="es-CL"/>
               </w:rPr>
-              <w:t xml:space="preserve">Seleccionar la opción "Modificar Stock", sumar 20 unidades nuevas para simular la llegada de mercadería </w:t>
-            </w:r>
-            <w:r>
-              <w:rPr>
-                <w:b w:val="0"/>
-                <w:bCs w:val="0"/>
-                <w:sz w:val="20"/>
-                <w:szCs w:val="20"/>
-                <w:lang w:val="es-CL"/>
-              </w:rPr>
-              <w:lastRenderedPageBreak/>
-              <w:t>de proveedores y verificar que el contador suba a 70.</w:t>
+              <w:t>Seleccionar la opción "Modificar Stock", sumar 20 unidades nuevas para simular la llegada de mercadería de proveedores y verificar que el contador suba a 70.</w:t>
             </w:r>
           </w:p>
           <w:p>
@@ -19780,7 +21476,6 @@
                 <w:b/>
                 <w:bCs/>
               </w:rPr>
-              <w:lastRenderedPageBreak/>
               <w:t>Resultado esperado:</w:t>
             </w:r>
           </w:p>
@@ -19793,7 +21488,15 @@
               </w:rPr>
             </w:pPr>
             <w:r>
-              <w:t>El módulo administrativo de inventario debe procesar las actualizaciones de stock en tiempo real. Al eliminar un producto, este debe desaparecer de la vista del usuario de manera limpia, y el backend debe resguardar la consistencia lógica impidiendo que se borre físicamente si posee registros históricos amarrados.</w:t>
+              <w:t xml:space="preserve">El módulo administrativo de inventario debe procesar las actualizaciones de stock en tiempo real. Al eliminar un producto, este debe desaparecer de la vista del usuario de manera limpia, y el </w:t>
+            </w:r>
+            <w:proofErr w:type="spellStart"/>
+            <w:r>
+              <w:t>backend</w:t>
+            </w:r>
+            <w:proofErr w:type="spellEnd"/>
+            <w:r>
+              <w:t xml:space="preserve"> debe resguardar la consistencia lógica impidiendo que se borre físicamente si posee registros históricos amarrados.</w:t>
             </w:r>
           </w:p>
         </w:tc>
@@ -20008,6 +21711,7 @@
                 <w:sz w:val="18"/>
                 <w:szCs w:val="18"/>
               </w:rPr>
+              <w:lastRenderedPageBreak/>
               <w:t>Mantenimiento del Catálogo de Servicios</w:t>
             </w:r>
           </w:p>
@@ -20192,7 +21896,23 @@
               </w:rPr>
             </w:pPr>
             <w:r>
-              <w:t>Validar el funcionamiento del módulo de gestión de servicios del local (crear nuevos servicios, listar el catálogo vigente, modificar valores comerciales y dar de baja prestaciones), asegurando que el backend actualice correctamente los datos y que el frontend refleje los cambios en el formulario de reservas.</w:t>
+              <w:t xml:space="preserve">Validar el funcionamiento del módulo de gestión de servicios del local (crear nuevos servicios, listar el catálogo vigente, modificar valores comerciales y dar de baja prestaciones), asegurando que el </w:t>
+            </w:r>
+            <w:proofErr w:type="spellStart"/>
+            <w:r>
+              <w:t>backend</w:t>
+            </w:r>
+            <w:proofErr w:type="spellEnd"/>
+            <w:r>
+              <w:t xml:space="preserve"> actualice correctamente los datos y que el </w:t>
+            </w:r>
+            <w:proofErr w:type="spellStart"/>
+            <w:r>
+              <w:t>frontend</w:t>
+            </w:r>
+            <w:proofErr w:type="spellEnd"/>
+            <w:r>
+              <w:t xml:space="preserve"> refleje los cambios en el formulario de reservas.</w:t>
             </w:r>
           </w:p>
         </w:tc>
@@ -20258,7 +21978,79 @@
                 <w:szCs w:val="20"/>
                 <w:lang w:val="es-CL"/>
               </w:rPr>
-              <w:t>El servidor backend de Spring Boot y el cliente frontend de React deben estar levantados y conectados</w:t>
+              <w:t xml:space="preserve">El servidor </w:t>
+            </w:r>
+            <w:proofErr w:type="spellStart"/>
+            <w:r>
+              <w:rPr>
+                <w:b w:val="0"/>
+                <w:bCs w:val="0"/>
+                <w:color w:val="000000"/>
+                <w:sz w:val="20"/>
+                <w:szCs w:val="20"/>
+                <w:lang w:val="es-CL"/>
+              </w:rPr>
+              <w:t>backend</w:t>
+            </w:r>
+            <w:proofErr w:type="spellEnd"/>
+            <w:r>
+              <w:rPr>
+                <w:b w:val="0"/>
+                <w:bCs w:val="0"/>
+                <w:color w:val="000000"/>
+                <w:sz w:val="20"/>
+                <w:szCs w:val="20"/>
+                <w:lang w:val="es-CL"/>
+              </w:rPr>
+              <w:t xml:space="preserve"> de Spring Boot y el cliente </w:t>
+            </w:r>
+            <w:proofErr w:type="spellStart"/>
+            <w:r>
+              <w:rPr>
+                <w:b w:val="0"/>
+                <w:bCs w:val="0"/>
+                <w:color w:val="000000"/>
+                <w:sz w:val="20"/>
+                <w:szCs w:val="20"/>
+                <w:lang w:val="es-CL"/>
+              </w:rPr>
+              <w:t>frontend</w:t>
+            </w:r>
+            <w:proofErr w:type="spellEnd"/>
+            <w:r>
+              <w:rPr>
+                <w:b w:val="0"/>
+                <w:bCs w:val="0"/>
+                <w:color w:val="000000"/>
+                <w:sz w:val="20"/>
+                <w:szCs w:val="20"/>
+                <w:lang w:val="es-CL"/>
+              </w:rPr>
+              <w:t xml:space="preserve"> de </w:t>
+            </w:r>
+            <w:proofErr w:type="spellStart"/>
+            <w:r>
+              <w:rPr>
+                <w:b w:val="0"/>
+                <w:bCs w:val="0"/>
+                <w:color w:val="000000"/>
+                <w:sz w:val="20"/>
+                <w:szCs w:val="20"/>
+                <w:lang w:val="es-CL"/>
+              </w:rPr>
+              <w:t>React</w:t>
+            </w:r>
+            <w:proofErr w:type="spellEnd"/>
+            <w:r>
+              <w:rPr>
+                <w:b w:val="0"/>
+                <w:bCs w:val="0"/>
+                <w:color w:val="000000"/>
+                <w:sz w:val="20"/>
+                <w:szCs w:val="20"/>
+                <w:lang w:val="es-CL"/>
+              </w:rPr>
+              <w:t xml:space="preserve"> deben estar levantados y conectados</w:t>
             </w:r>
             <w:r>
               <w:rPr>
@@ -20529,7 +22321,6 @@
                 <w:b/>
                 <w:bCs/>
               </w:rPr>
-              <w:lastRenderedPageBreak/>
               <w:t>Resultado esperado:</w:t>
             </w:r>
           </w:p>
@@ -20542,7 +22333,15 @@
               </w:rPr>
             </w:pPr>
             <w:r>
-              <w:t>El sistema debe procesar las operaciones sobre la tabla de servicios con total integridad de datos. Los precios actualizados se deben congelar para las nuevas reservas sin alterar de forma retroactiva el valor de las citas históricas que ya fueron pagadas en caja.</w:t>
+              <w:t xml:space="preserve">El sistema debe procesar las operaciones sobre la tabla de servicios con total integridad de datos. Los precios actualizados se deben congelar para las nuevas reservas sin alterar de forma retroactiva el valor de las citas históricas que ya fueron pagadas en </w:t>
+            </w:r>
+            <w:proofErr w:type="gramStart"/>
+            <w:r>
+              <w:t>caja</w:t>
+            </w:r>
+            <w:proofErr w:type="gramEnd"/>
+            <w:r>
+              <w:t>.</w:t>
             </w:r>
           </w:p>
         </w:tc>
@@ -20725,14 +22524,6 @@
         </w:rPr>
       </w:pPr>
     </w:p>
-    <w:p>
-      <w:pPr>
-        <w:pStyle w:val="Textbody"/>
-        <w:rPr>
-          <w:rFonts w:hint="eastAsia"/>
-        </w:rPr>
-      </w:pPr>
-    </w:p>
     <w:tbl>
       <w:tblPr>
         <w:tblW w:w="9045" w:type="dxa"/>
@@ -20780,6 +22571,7 @@
                 <w:sz w:val="18"/>
                 <w:szCs w:val="18"/>
               </w:rPr>
+              <w:lastRenderedPageBreak/>
               <w:t>Consulta de Historial y Comisiones de</w:t>
             </w:r>
             <w:r>
@@ -21058,7 +22850,79 @@
                 <w:szCs w:val="20"/>
                 <w:lang w:val="es-CL"/>
               </w:rPr>
-              <w:t>El servidor backend de Spring Boot y el cliente frontend de React deben estar levantados y conectados</w:t>
+              <w:t xml:space="preserve">El servidor </w:t>
+            </w:r>
+            <w:proofErr w:type="spellStart"/>
+            <w:r>
+              <w:rPr>
+                <w:b w:val="0"/>
+                <w:bCs w:val="0"/>
+                <w:color w:val="000000"/>
+                <w:sz w:val="20"/>
+                <w:szCs w:val="20"/>
+                <w:lang w:val="es-CL"/>
+              </w:rPr>
+              <w:t>backend</w:t>
+            </w:r>
+            <w:proofErr w:type="spellEnd"/>
+            <w:r>
+              <w:rPr>
+                <w:b w:val="0"/>
+                <w:bCs w:val="0"/>
+                <w:color w:val="000000"/>
+                <w:sz w:val="20"/>
+                <w:szCs w:val="20"/>
+                <w:lang w:val="es-CL"/>
+              </w:rPr>
+              <w:t xml:space="preserve"> de Spring Boot y el cliente </w:t>
+            </w:r>
+            <w:proofErr w:type="spellStart"/>
+            <w:r>
+              <w:rPr>
+                <w:b w:val="0"/>
+                <w:bCs w:val="0"/>
+                <w:color w:val="000000"/>
+                <w:sz w:val="20"/>
+                <w:szCs w:val="20"/>
+                <w:lang w:val="es-CL"/>
+              </w:rPr>
+              <w:t>frontend</w:t>
+            </w:r>
+            <w:proofErr w:type="spellEnd"/>
+            <w:r>
+              <w:rPr>
+                <w:b w:val="0"/>
+                <w:bCs w:val="0"/>
+                <w:color w:val="000000"/>
+                <w:sz w:val="20"/>
+                <w:szCs w:val="20"/>
+                <w:lang w:val="es-CL"/>
+              </w:rPr>
+              <w:t xml:space="preserve"> de </w:t>
+            </w:r>
+            <w:proofErr w:type="spellStart"/>
+            <w:r>
+              <w:rPr>
+                <w:b w:val="0"/>
+                <w:bCs w:val="0"/>
+                <w:color w:val="000000"/>
+                <w:sz w:val="20"/>
+                <w:szCs w:val="20"/>
+                <w:lang w:val="es-CL"/>
+              </w:rPr>
+              <w:t>React</w:t>
+            </w:r>
+            <w:proofErr w:type="spellEnd"/>
+            <w:r>
+              <w:rPr>
+                <w:b w:val="0"/>
+                <w:bCs w:val="0"/>
+                <w:color w:val="000000"/>
+                <w:sz w:val="20"/>
+                <w:szCs w:val="20"/>
+                <w:lang w:val="es-CL"/>
+              </w:rPr>
+              <w:t xml:space="preserve"> deben estar levantados y conectados</w:t>
             </w:r>
           </w:p>
           <w:p>
@@ -21223,7 +23087,6 @@
               <w:rPr>
                 <w:szCs w:val="20"/>
               </w:rPr>
-              <w:lastRenderedPageBreak/>
               <w:t>Verificar visualmente en la interfaz que el monto final renderizado coincida con el cálculo matemático manual del porcentaje de comisión del empleado.</w:t>
             </w:r>
           </w:p>
@@ -21261,7 +23124,6 @@
                 <w:b/>
                 <w:bCs/>
               </w:rPr>
-              <w:lastRenderedPageBreak/>
               <w:t>Resultado esperado:</w:t>
             </w:r>
           </w:p>
@@ -21480,30 +23342,6 @@
         </w:rPr>
       </w:pPr>
     </w:p>
-    <w:p>
-      <w:pPr>
-        <w:pStyle w:val="Textbody"/>
-        <w:rPr>
-          <w:rFonts w:hint="eastAsia"/>
-        </w:rPr>
-      </w:pPr>
-    </w:p>
-    <w:p>
-      <w:pPr>
-        <w:pStyle w:val="Textbody"/>
-        <w:rPr>
-          <w:rFonts w:hint="eastAsia"/>
-        </w:rPr>
-      </w:pPr>
-    </w:p>
-    <w:p>
-      <w:pPr>
-        <w:pStyle w:val="Textbody"/>
-        <w:rPr>
-          <w:rFonts w:hint="eastAsia"/>
-        </w:rPr>
-      </w:pPr>
-    </w:p>
     <w:tbl>
       <w:tblPr>
         <w:tblW w:w="9045" w:type="dxa"/>
@@ -21547,6 +23385,7 @@
               </w:rPr>
             </w:pPr>
             <w:r>
+              <w:lastRenderedPageBreak/>
               <w:t>Validación de Formatos en Nombres de Usuario</w:t>
             </w:r>
           </w:p>
@@ -21796,7 +23635,79 @@
                 <w:szCs w:val="20"/>
                 <w:lang w:val="es-CL"/>
               </w:rPr>
-              <w:t>El servidor backend de Spring Boot y el cliente frontend de React deben estar levantados y conectados.</w:t>
+              <w:t xml:space="preserve">El servidor </w:t>
+            </w:r>
+            <w:proofErr w:type="spellStart"/>
+            <w:r>
+              <w:rPr>
+                <w:b w:val="0"/>
+                <w:bCs w:val="0"/>
+                <w:color w:val="000000"/>
+                <w:sz w:val="20"/>
+                <w:szCs w:val="20"/>
+                <w:lang w:val="es-CL"/>
+              </w:rPr>
+              <w:t>backend</w:t>
+            </w:r>
+            <w:proofErr w:type="spellEnd"/>
+            <w:r>
+              <w:rPr>
+                <w:b w:val="0"/>
+                <w:bCs w:val="0"/>
+                <w:color w:val="000000"/>
+                <w:sz w:val="20"/>
+                <w:szCs w:val="20"/>
+                <w:lang w:val="es-CL"/>
+              </w:rPr>
+              <w:t xml:space="preserve"> de Spring Boot y el cliente </w:t>
+            </w:r>
+            <w:proofErr w:type="spellStart"/>
+            <w:r>
+              <w:rPr>
+                <w:b w:val="0"/>
+                <w:bCs w:val="0"/>
+                <w:color w:val="000000"/>
+                <w:sz w:val="20"/>
+                <w:szCs w:val="20"/>
+                <w:lang w:val="es-CL"/>
+              </w:rPr>
+              <w:t>frontend</w:t>
+            </w:r>
+            <w:proofErr w:type="spellEnd"/>
+            <w:r>
+              <w:rPr>
+                <w:b w:val="0"/>
+                <w:bCs w:val="0"/>
+                <w:color w:val="000000"/>
+                <w:sz w:val="20"/>
+                <w:szCs w:val="20"/>
+                <w:lang w:val="es-CL"/>
+              </w:rPr>
+              <w:t xml:space="preserve"> de </w:t>
+            </w:r>
+            <w:proofErr w:type="spellStart"/>
+            <w:r>
+              <w:rPr>
+                <w:b w:val="0"/>
+                <w:bCs w:val="0"/>
+                <w:color w:val="000000"/>
+                <w:sz w:val="20"/>
+                <w:szCs w:val="20"/>
+                <w:lang w:val="es-CL"/>
+              </w:rPr>
+              <w:t>React</w:t>
+            </w:r>
+            <w:proofErr w:type="spellEnd"/>
+            <w:r>
+              <w:rPr>
+                <w:b w:val="0"/>
+                <w:bCs w:val="0"/>
+                <w:color w:val="000000"/>
+                <w:sz w:val="20"/>
+                <w:szCs w:val="20"/>
+                <w:lang w:val="es-CL"/>
+              </w:rPr>
+              <w:t xml:space="preserve"> deben estar levantados y conectados.</w:t>
             </w:r>
           </w:p>
           <w:p>
@@ -21889,7 +23800,6 @@
                 <w:szCs w:val="20"/>
                 <w:lang w:val="es-CL"/>
               </w:rPr>
-              <w:lastRenderedPageBreak/>
               <w:t>Dirigirse al formulario de creación de cuentas o perfiles.</w:t>
             </w:r>
           </w:p>
@@ -21972,7 +23882,6 @@
                 <w:b/>
                 <w:bCs/>
               </w:rPr>
-              <w:lastRenderedPageBreak/>
               <w:t>Resultado esperado:</w:t>
             </w:r>
           </w:p>
@@ -21985,7 +23894,15 @@
               </w:rPr>
             </w:pPr>
             <w:r>
-              <w:t xml:space="preserve">El sistema no debe permitir el envío del formulario. La interfaz gráfica de React debe interceptar el evento, marcar el campo en color rojo y desplegar un mensaje de error que indique </w:t>
+              <w:t xml:space="preserve">El sistema no debe permitir el envío del formulario. La interfaz gráfica de </w:t>
+            </w:r>
+            <w:proofErr w:type="spellStart"/>
+            <w:r>
+              <w:t>React</w:t>
+            </w:r>
+            <w:proofErr w:type="spellEnd"/>
+            <w:r>
+              <w:t xml:space="preserve"> debe interceptar el evento, marcar el campo en color rojo y desplegar un mensaje de error que indique </w:t>
             </w:r>
             <w:r>
               <w:rPr>
@@ -22168,6 +24085,11 @@
     <w:p>
       <w:pPr>
         <w:pStyle w:val="Textbody"/>
+      </w:pPr>
+    </w:p>
+    <w:p>
+      <w:pPr>
+        <w:pStyle w:val="Textbody"/>
         <w:rPr>
           <w:rFonts w:hint="eastAsia"/>
         </w:rPr>
@@ -22224,6 +24146,7 @@
               </w:rPr>
             </w:pPr>
             <w:r>
+              <w:lastRenderedPageBreak/>
               <w:t>Validación de Formato en Apellidos de Usuario</w:t>
             </w:r>
           </w:p>
@@ -22473,7 +24396,79 @@
                 <w:szCs w:val="20"/>
                 <w:lang w:val="es-CL"/>
               </w:rPr>
-              <w:t>El servidor backend de Spring Boot y el cliente frontend de React deben estar levantados y conectados.</w:t>
+              <w:t xml:space="preserve">El servidor </w:t>
+            </w:r>
+            <w:proofErr w:type="spellStart"/>
+            <w:r>
+              <w:rPr>
+                <w:b w:val="0"/>
+                <w:bCs w:val="0"/>
+                <w:color w:val="000000"/>
+                <w:sz w:val="20"/>
+                <w:szCs w:val="20"/>
+                <w:lang w:val="es-CL"/>
+              </w:rPr>
+              <w:t>backend</w:t>
+            </w:r>
+            <w:proofErr w:type="spellEnd"/>
+            <w:r>
+              <w:rPr>
+                <w:b w:val="0"/>
+                <w:bCs w:val="0"/>
+                <w:color w:val="000000"/>
+                <w:sz w:val="20"/>
+                <w:szCs w:val="20"/>
+                <w:lang w:val="es-CL"/>
+              </w:rPr>
+              <w:t xml:space="preserve"> de Spring Boot y el cliente </w:t>
+            </w:r>
+            <w:proofErr w:type="spellStart"/>
+            <w:r>
+              <w:rPr>
+                <w:b w:val="0"/>
+                <w:bCs w:val="0"/>
+                <w:color w:val="000000"/>
+                <w:sz w:val="20"/>
+                <w:szCs w:val="20"/>
+                <w:lang w:val="es-CL"/>
+              </w:rPr>
+              <w:t>frontend</w:t>
+            </w:r>
+            <w:proofErr w:type="spellEnd"/>
+            <w:r>
+              <w:rPr>
+                <w:b w:val="0"/>
+                <w:bCs w:val="0"/>
+                <w:color w:val="000000"/>
+                <w:sz w:val="20"/>
+                <w:szCs w:val="20"/>
+                <w:lang w:val="es-CL"/>
+              </w:rPr>
+              <w:t xml:space="preserve"> de </w:t>
+            </w:r>
+            <w:proofErr w:type="spellStart"/>
+            <w:r>
+              <w:rPr>
+                <w:b w:val="0"/>
+                <w:bCs w:val="0"/>
+                <w:color w:val="000000"/>
+                <w:sz w:val="20"/>
+                <w:szCs w:val="20"/>
+                <w:lang w:val="es-CL"/>
+              </w:rPr>
+              <w:t>React</w:t>
+            </w:r>
+            <w:proofErr w:type="spellEnd"/>
+            <w:r>
+              <w:rPr>
+                <w:b w:val="0"/>
+                <w:bCs w:val="0"/>
+                <w:color w:val="000000"/>
+                <w:sz w:val="20"/>
+                <w:szCs w:val="20"/>
+                <w:lang w:val="es-CL"/>
+              </w:rPr>
+              <w:t xml:space="preserve"> deben estar levantados y conectados.</w:t>
             </w:r>
           </w:p>
           <w:p>
@@ -22616,7 +24611,6 @@
                 <w:szCs w:val="20"/>
                 <w:lang w:val="es-CL"/>
               </w:rPr>
-              <w:lastRenderedPageBreak/>
               <w:t>Intentar guardar el registro presionando el botón "Confirmar".</w:t>
             </w:r>
           </w:p>
@@ -22654,7 +24648,6 @@
                 <w:b/>
                 <w:bCs/>
               </w:rPr>
-              <w:lastRenderedPageBreak/>
               <w:t>Resultado esperado:</w:t>
             </w:r>
           </w:p>
@@ -22667,7 +24660,15 @@
               </w:rPr>
             </w:pPr>
             <w:r>
-              <w:t xml:space="preserve">El frontend debe bloquear la acción. El sistema debe lanzar una alerta visual debajo del campo afectado señalando que </w:t>
+              <w:t xml:space="preserve">El </w:t>
+            </w:r>
+            <w:proofErr w:type="spellStart"/>
+            <w:r>
+              <w:t>frontend</w:t>
+            </w:r>
+            <w:proofErr w:type="spellEnd"/>
+            <w:r>
+              <w:t xml:space="preserve"> debe bloquear la acción. El sistema debe lanzar una alerta visual debajo del campo afectado señalando que </w:t>
             </w:r>
             <w:r>
               <w:rPr>
@@ -22920,6 +24921,7 @@
               </w:rPr>
             </w:pPr>
             <w:r>
+              <w:lastRenderedPageBreak/>
               <w:t>Validación de Estructura de Correo Electrónico</w:t>
             </w:r>
           </w:p>
@@ -23169,7 +25171,79 @@
                 <w:szCs w:val="20"/>
                 <w:lang w:val="es-CL"/>
               </w:rPr>
-              <w:t>El servidor backend de Spring Boot y el cliente frontend de React deben estar levantados y conectados.</w:t>
+              <w:t xml:space="preserve">El servidor </w:t>
+            </w:r>
+            <w:proofErr w:type="spellStart"/>
+            <w:r>
+              <w:rPr>
+                <w:b w:val="0"/>
+                <w:bCs w:val="0"/>
+                <w:color w:val="000000"/>
+                <w:sz w:val="20"/>
+                <w:szCs w:val="20"/>
+                <w:lang w:val="es-CL"/>
+              </w:rPr>
+              <w:t>backend</w:t>
+            </w:r>
+            <w:proofErr w:type="spellEnd"/>
+            <w:r>
+              <w:rPr>
+                <w:b w:val="0"/>
+                <w:bCs w:val="0"/>
+                <w:color w:val="000000"/>
+                <w:sz w:val="20"/>
+                <w:szCs w:val="20"/>
+                <w:lang w:val="es-CL"/>
+              </w:rPr>
+              <w:t xml:space="preserve"> de Spring Boot y el cliente </w:t>
+            </w:r>
+            <w:proofErr w:type="spellStart"/>
+            <w:r>
+              <w:rPr>
+                <w:b w:val="0"/>
+                <w:bCs w:val="0"/>
+                <w:color w:val="000000"/>
+                <w:sz w:val="20"/>
+                <w:szCs w:val="20"/>
+                <w:lang w:val="es-CL"/>
+              </w:rPr>
+              <w:t>frontend</w:t>
+            </w:r>
+            <w:proofErr w:type="spellEnd"/>
+            <w:r>
+              <w:rPr>
+                <w:b w:val="0"/>
+                <w:bCs w:val="0"/>
+                <w:color w:val="000000"/>
+                <w:sz w:val="20"/>
+                <w:szCs w:val="20"/>
+                <w:lang w:val="es-CL"/>
+              </w:rPr>
+              <w:t xml:space="preserve"> de </w:t>
+            </w:r>
+            <w:proofErr w:type="spellStart"/>
+            <w:r>
+              <w:rPr>
+                <w:b w:val="0"/>
+                <w:bCs w:val="0"/>
+                <w:color w:val="000000"/>
+                <w:sz w:val="20"/>
+                <w:szCs w:val="20"/>
+                <w:lang w:val="es-CL"/>
+              </w:rPr>
+              <w:t>React</w:t>
+            </w:r>
+            <w:proofErr w:type="spellEnd"/>
+            <w:r>
+              <w:rPr>
+                <w:b w:val="0"/>
+                <w:bCs w:val="0"/>
+                <w:color w:val="000000"/>
+                <w:sz w:val="20"/>
+                <w:szCs w:val="20"/>
+                <w:lang w:val="es-CL"/>
+              </w:rPr>
+              <w:t xml:space="preserve"> deben estar levantados y conectados.</w:t>
             </w:r>
           </w:p>
           <w:p>
@@ -23260,7 +25334,6 @@
                 <w:szCs w:val="20"/>
                 <w:lang w:val="es-CL"/>
               </w:rPr>
-              <w:lastRenderedPageBreak/>
               <w:t>Ubicarse en la celda de ingreso de correo electrónico.</w:t>
             </w:r>
           </w:p>
@@ -23350,7 +25423,6 @@
                 <w:b/>
                 <w:bCs/>
               </w:rPr>
-              <w:lastRenderedPageBreak/>
               <w:t>Resultado esperado:</w:t>
             </w:r>
           </w:p>
@@ -23363,7 +25435,31 @@
               </w:rPr>
             </w:pPr>
             <w:r>
-              <w:t xml:space="preserve">La aplicación debe detectar instantáneamente la falta del símbolo arroba (@) o del sufijo de dominio (ej: .cl, .com). Debe impedir el envío y renderizar un aviso indicando </w:t>
+              <w:t>La aplicación debe detectar instantáneamente la falta del símbolo arroba (@) o del sufijo de dominio (</w:t>
+            </w:r>
+            <w:proofErr w:type="spellStart"/>
+            <w:r>
+              <w:t>ej</w:t>
+            </w:r>
+            <w:proofErr w:type="spellEnd"/>
+            <w:r>
+              <w:t>: .</w:t>
+            </w:r>
+            <w:proofErr w:type="spellStart"/>
+            <w:r>
+              <w:t>cl</w:t>
+            </w:r>
+            <w:proofErr w:type="spellEnd"/>
+            <w:r>
+              <w:t>, .</w:t>
+            </w:r>
+            <w:proofErr w:type="spellStart"/>
+            <w:r>
+              <w:t>com</w:t>
+            </w:r>
+            <w:proofErr w:type="spellEnd"/>
+            <w:r>
+              <w:t xml:space="preserve">). Debe impedir el envío y renderizar un aviso indicando </w:t>
             </w:r>
             <w:r>
               <w:rPr>
@@ -23626,6 +25722,7 @@
               </w:rPr>
             </w:pPr>
             <w:r>
+              <w:lastRenderedPageBreak/>
               <w:t>Validación de Formato de Teléfono Móvil</w:t>
             </w:r>
           </w:p>
@@ -23875,7 +25972,79 @@
                 <w:szCs w:val="20"/>
                 <w:lang w:val="es-CL"/>
               </w:rPr>
-              <w:t>El servidor backend de Spring Boot y el cliente frontend de React deben estar levantados y conectados.</w:t>
+              <w:t xml:space="preserve">El servidor </w:t>
+            </w:r>
+            <w:proofErr w:type="spellStart"/>
+            <w:r>
+              <w:rPr>
+                <w:b w:val="0"/>
+                <w:bCs w:val="0"/>
+                <w:color w:val="000000"/>
+                <w:sz w:val="20"/>
+                <w:szCs w:val="20"/>
+                <w:lang w:val="es-CL"/>
+              </w:rPr>
+              <w:t>backend</w:t>
+            </w:r>
+            <w:proofErr w:type="spellEnd"/>
+            <w:r>
+              <w:rPr>
+                <w:b w:val="0"/>
+                <w:bCs w:val="0"/>
+                <w:color w:val="000000"/>
+                <w:sz w:val="20"/>
+                <w:szCs w:val="20"/>
+                <w:lang w:val="es-CL"/>
+              </w:rPr>
+              <w:t xml:space="preserve"> de Spring Boot y el cliente </w:t>
+            </w:r>
+            <w:proofErr w:type="spellStart"/>
+            <w:r>
+              <w:rPr>
+                <w:b w:val="0"/>
+                <w:bCs w:val="0"/>
+                <w:color w:val="000000"/>
+                <w:sz w:val="20"/>
+                <w:szCs w:val="20"/>
+                <w:lang w:val="es-CL"/>
+              </w:rPr>
+              <w:t>frontend</w:t>
+            </w:r>
+            <w:proofErr w:type="spellEnd"/>
+            <w:r>
+              <w:rPr>
+                <w:b w:val="0"/>
+                <w:bCs w:val="0"/>
+                <w:color w:val="000000"/>
+                <w:sz w:val="20"/>
+                <w:szCs w:val="20"/>
+                <w:lang w:val="es-CL"/>
+              </w:rPr>
+              <w:t xml:space="preserve"> de </w:t>
+            </w:r>
+            <w:proofErr w:type="spellStart"/>
+            <w:r>
+              <w:rPr>
+                <w:b w:val="0"/>
+                <w:bCs w:val="0"/>
+                <w:color w:val="000000"/>
+                <w:sz w:val="20"/>
+                <w:szCs w:val="20"/>
+                <w:lang w:val="es-CL"/>
+              </w:rPr>
+              <w:t>React</w:t>
+            </w:r>
+            <w:proofErr w:type="spellEnd"/>
+            <w:r>
+              <w:rPr>
+                <w:b w:val="0"/>
+                <w:bCs w:val="0"/>
+                <w:color w:val="000000"/>
+                <w:sz w:val="20"/>
+                <w:szCs w:val="20"/>
+                <w:lang w:val="es-CL"/>
+              </w:rPr>
+              <w:t xml:space="preserve"> deben estar levantados y conectados.</w:t>
             </w:r>
           </w:p>
           <w:p>
@@ -23938,7 +26107,6 @@
                 <w:b/>
                 <w:bCs/>
               </w:rPr>
-              <w:lastRenderedPageBreak/>
               <w:t>Pasos:</w:t>
             </w:r>
           </w:p>
@@ -24504,7 +26672,15 @@
               </w:rPr>
             </w:pPr>
             <w:r>
-              <w:t>Validar que todos los formularios críticos del sistema (Registro de Usuarios, Agendamiento de Citas y Módulo de Caja) implementen restricciones de obligatoriedad, impidiendo el envío de datos en blanco o nulos hacia el backend para resguardar la integridad en MySQL.</w:t>
+              <w:t xml:space="preserve">Validar que todos los formularios críticos del sistema (Registro de Usuarios, Agendamiento de Citas y Módulo de Caja) implementen restricciones de obligatoriedad, impidiendo el envío de datos en blanco o nulos hacia el </w:t>
+            </w:r>
+            <w:proofErr w:type="spellStart"/>
+            <w:r>
+              <w:t>backend</w:t>
+            </w:r>
+            <w:proofErr w:type="spellEnd"/>
+            <w:r>
+              <w:t xml:space="preserve"> para resguardar la integridad en MySQL.</w:t>
             </w:r>
           </w:p>
         </w:tc>
@@ -24568,8 +26744,79 @@
                 <w:szCs w:val="20"/>
                 <w:lang w:val="es-CL"/>
               </w:rPr>
-              <w:lastRenderedPageBreak/>
-              <w:t>El servidor backend de Spring Boot y el cliente frontend de React deben estar levantados y conectados.</w:t>
+              <w:t xml:space="preserve">El servidor </w:t>
+            </w:r>
+            <w:proofErr w:type="spellStart"/>
+            <w:r>
+              <w:rPr>
+                <w:b w:val="0"/>
+                <w:bCs w:val="0"/>
+                <w:color w:val="000000"/>
+                <w:sz w:val="20"/>
+                <w:szCs w:val="20"/>
+                <w:lang w:val="es-CL"/>
+              </w:rPr>
+              <w:t>backend</w:t>
+            </w:r>
+            <w:proofErr w:type="spellEnd"/>
+            <w:r>
+              <w:rPr>
+                <w:b w:val="0"/>
+                <w:bCs w:val="0"/>
+                <w:color w:val="000000"/>
+                <w:sz w:val="20"/>
+                <w:szCs w:val="20"/>
+                <w:lang w:val="es-CL"/>
+              </w:rPr>
+              <w:t xml:space="preserve"> de Spring Boot y el cliente </w:t>
+            </w:r>
+            <w:proofErr w:type="spellStart"/>
+            <w:r>
+              <w:rPr>
+                <w:b w:val="0"/>
+                <w:bCs w:val="0"/>
+                <w:color w:val="000000"/>
+                <w:sz w:val="20"/>
+                <w:szCs w:val="20"/>
+                <w:lang w:val="es-CL"/>
+              </w:rPr>
+              <w:t>frontend</w:t>
+            </w:r>
+            <w:proofErr w:type="spellEnd"/>
+            <w:r>
+              <w:rPr>
+                <w:b w:val="0"/>
+                <w:bCs w:val="0"/>
+                <w:color w:val="000000"/>
+                <w:sz w:val="20"/>
+                <w:szCs w:val="20"/>
+                <w:lang w:val="es-CL"/>
+              </w:rPr>
+              <w:t xml:space="preserve"> de </w:t>
+            </w:r>
+            <w:proofErr w:type="spellStart"/>
+            <w:r>
+              <w:rPr>
+                <w:b w:val="0"/>
+                <w:bCs w:val="0"/>
+                <w:color w:val="000000"/>
+                <w:sz w:val="20"/>
+                <w:szCs w:val="20"/>
+                <w:lang w:val="es-CL"/>
+              </w:rPr>
+              <w:t>React</w:t>
+            </w:r>
+            <w:proofErr w:type="spellEnd"/>
+            <w:r>
+              <w:rPr>
+                <w:b w:val="0"/>
+                <w:bCs w:val="0"/>
+                <w:color w:val="000000"/>
+                <w:sz w:val="20"/>
+                <w:szCs w:val="20"/>
+                <w:lang w:val="es-CL"/>
+              </w:rPr>
+              <w:t xml:space="preserve"> deben estar levantados y conectados.</w:t>
             </w:r>
           </w:p>
           <w:p>
@@ -24632,7 +26879,6 @@
                 <w:b/>
                 <w:bCs/>
               </w:rPr>
-              <w:lastRenderedPageBreak/>
               <w:t>Pasos:</w:t>
             </w:r>
           </w:p>
@@ -24755,7 +27001,23 @@
               </w:rPr>
             </w:pPr>
             <w:r>
-              <w:t xml:space="preserve">El frontend en React debe interceptar el evento de envío de forma inmediata. El sistema debe bloquear la petición HTTP, resaltar en color de advertencia (rojo) los campos que quedaron vacíos y desplegar un mensaje de error en la pantalla que indique </w:t>
+              <w:t xml:space="preserve">El </w:t>
+            </w:r>
+            <w:proofErr w:type="spellStart"/>
+            <w:r>
+              <w:t>frontend</w:t>
+            </w:r>
+            <w:proofErr w:type="spellEnd"/>
+            <w:r>
+              <w:t xml:space="preserve"> en </w:t>
+            </w:r>
+            <w:proofErr w:type="spellStart"/>
+            <w:r>
+              <w:t>React</w:t>
+            </w:r>
+            <w:proofErr w:type="spellEnd"/>
+            <w:r>
+              <w:t xml:space="preserve"> debe interceptar el evento de envío de forma inmediata. El sistema debe bloquear la petición HTTP, resaltar en color de advertencia (rojo) los campos que quedaron vacíos y desplegar un mensaje de error en la pantalla que indique </w:t>
             </w:r>
             <w:r>
               <w:rPr>
@@ -24866,8 +27128,8 @@
     </w:p>
     <w:tbl>
       <w:tblPr>
-        <w:tblW w:w="7089" w:type="dxa"/>
-        <w:tblInd w:w="703" w:type="dxa"/>
+        <w:tblW w:w="7228" w:type="dxa"/>
+        <w:tblInd w:w="564" w:type="dxa"/>
         <w:tblLayout w:type="fixed"/>
         <w:tblCellMar>
           <w:left w:w="10" w:type="dxa"/>
@@ -24876,7 +27138,7 @@
         <w:tblLook w:val="0000" w:firstRow="0" w:lastRow="0" w:firstColumn="0" w:lastColumn="0" w:noHBand="0" w:noVBand="0"/>
       </w:tblPr>
       <w:tblGrid>
-        <w:gridCol w:w="2554"/>
+        <w:gridCol w:w="2693"/>
         <w:gridCol w:w="1133"/>
         <w:gridCol w:w="1134"/>
         <w:gridCol w:w="1134"/>
@@ -24885,7 +27147,7 @@
       <w:tr>
         <w:tc>
           <w:tcPr>
-            <w:tcW w:w="2554" w:type="dxa"/>
+            <w:tcW w:w="2693" w:type="dxa"/>
             <w:tcBorders>
               <w:top w:val="single" w:sz="2" w:space="0" w:color="000000"/>
               <w:left w:val="single" w:sz="2" w:space="0" w:color="000000"/>
@@ -25055,11 +27317,11 @@
       </w:tr>
       <w:tr>
         <w:trPr>
-          <w:trHeight w:val="567"/>
+          <w:trHeight w:val="284"/>
         </w:trPr>
         <w:tc>
           <w:tcPr>
-            <w:tcW w:w="2554" w:type="dxa"/>
+            <w:tcW w:w="2693" w:type="dxa"/>
             <w:tcBorders>
               <w:left w:val="single" w:sz="2" w:space="0" w:color="000000"/>
               <w:bottom w:val="single" w:sz="2" w:space="0" w:color="000000"/>
@@ -25209,11 +27471,11 @@
       </w:tr>
       <w:tr>
         <w:trPr>
-          <w:trHeight w:val="567"/>
+          <w:trHeight w:val="284"/>
         </w:trPr>
         <w:tc>
           <w:tcPr>
-            <w:tcW w:w="2554" w:type="dxa"/>
+            <w:tcW w:w="2693" w:type="dxa"/>
             <w:tcBorders>
               <w:left w:val="single" w:sz="2" w:space="0" w:color="000000"/>
               <w:bottom w:val="single" w:sz="2" w:space="0" w:color="000000"/>
@@ -25363,11 +27625,11 @@
       </w:tr>
       <w:tr>
         <w:trPr>
-          <w:trHeight w:val="567"/>
+          <w:trHeight w:val="284"/>
         </w:trPr>
         <w:tc>
           <w:tcPr>
-            <w:tcW w:w="2554" w:type="dxa"/>
+            <w:tcW w:w="2693" w:type="dxa"/>
             <w:tcBorders>
               <w:left w:val="single" w:sz="2" w:space="0" w:color="000000"/>
               <w:bottom w:val="single" w:sz="2" w:space="0" w:color="000000"/>
@@ -25517,11 +27779,11 @@
       </w:tr>
       <w:tr>
         <w:trPr>
-          <w:trHeight w:val="567"/>
+          <w:trHeight w:val="284"/>
         </w:trPr>
         <w:tc>
           <w:tcPr>
-            <w:tcW w:w="2554" w:type="dxa"/>
+            <w:tcW w:w="2693" w:type="dxa"/>
             <w:tcBorders>
               <w:left w:val="single" w:sz="2" w:space="0" w:color="000000"/>
               <w:bottom w:val="single" w:sz="2" w:space="0" w:color="000000"/>
@@ -25671,11 +27933,11 @@
       </w:tr>
       <w:tr>
         <w:trPr>
-          <w:trHeight w:val="567"/>
+          <w:trHeight w:val="284"/>
         </w:trPr>
         <w:tc>
           <w:tcPr>
-            <w:tcW w:w="2554" w:type="dxa"/>
+            <w:tcW w:w="2693" w:type="dxa"/>
             <w:tcBorders>
               <w:left w:val="single" w:sz="2" w:space="0" w:color="000000"/>
               <w:bottom w:val="single" w:sz="4" w:space="0" w:color="auto"/>
@@ -25825,11 +28087,11 @@
       </w:tr>
       <w:tr>
         <w:trPr>
-          <w:trHeight w:val="567"/>
+          <w:trHeight w:val="284"/>
         </w:trPr>
         <w:tc>
           <w:tcPr>
-            <w:tcW w:w="2554" w:type="dxa"/>
+            <w:tcW w:w="2693" w:type="dxa"/>
             <w:tcBorders>
               <w:top w:val="single" w:sz="4" w:space="0" w:color="auto"/>
               <w:left w:val="single" w:sz="4" w:space="0" w:color="auto"/>
@@ -25984,11 +28246,11 @@
       </w:tr>
       <w:tr>
         <w:trPr>
-          <w:trHeight w:val="567"/>
+          <w:trHeight w:val="284"/>
         </w:trPr>
         <w:tc>
           <w:tcPr>
-            <w:tcW w:w="2554" w:type="dxa"/>
+            <w:tcW w:w="2693" w:type="dxa"/>
             <w:tcBorders>
               <w:top w:val="single" w:sz="4" w:space="0" w:color="auto"/>
               <w:left w:val="single" w:sz="4" w:space="0" w:color="auto"/>
@@ -26150,11 +28412,11 @@
       </w:tr>
       <w:tr>
         <w:trPr>
-          <w:trHeight w:val="567"/>
+          <w:trHeight w:val="284"/>
         </w:trPr>
         <w:tc>
           <w:tcPr>
-            <w:tcW w:w="2554" w:type="dxa"/>
+            <w:tcW w:w="2693" w:type="dxa"/>
             <w:tcBorders>
               <w:top w:val="single" w:sz="4" w:space="0" w:color="auto"/>
               <w:left w:val="single" w:sz="4" w:space="0" w:color="auto"/>
@@ -26316,11 +28578,11 @@
       </w:tr>
       <w:tr>
         <w:trPr>
-          <w:trHeight w:val="567"/>
+          <w:trHeight w:val="284"/>
         </w:trPr>
         <w:tc>
           <w:tcPr>
-            <w:tcW w:w="2554" w:type="dxa"/>
+            <w:tcW w:w="2693" w:type="dxa"/>
             <w:tcBorders>
               <w:top w:val="single" w:sz="4" w:space="0" w:color="auto"/>
               <w:left w:val="single" w:sz="4" w:space="0" w:color="auto"/>
@@ -26475,11 +28737,11 @@
       </w:tr>
       <w:tr>
         <w:trPr>
-          <w:trHeight w:val="567"/>
+          <w:trHeight w:val="284"/>
         </w:trPr>
         <w:tc>
           <w:tcPr>
-            <w:tcW w:w="2554" w:type="dxa"/>
+            <w:tcW w:w="2693" w:type="dxa"/>
             <w:tcBorders>
               <w:top w:val="single" w:sz="4" w:space="0" w:color="auto"/>
               <w:left w:val="single" w:sz="4" w:space="0" w:color="auto"/>
@@ -26634,11 +28896,11 @@
       </w:tr>
       <w:tr>
         <w:trPr>
-          <w:trHeight w:val="567"/>
+          <w:trHeight w:val="284"/>
         </w:trPr>
         <w:tc>
           <w:tcPr>
-            <w:tcW w:w="2554" w:type="dxa"/>
+            <w:tcW w:w="2693" w:type="dxa"/>
             <w:tcBorders>
               <w:top w:val="single" w:sz="4" w:space="0" w:color="auto"/>
               <w:left w:val="single" w:sz="4" w:space="0" w:color="auto"/>
@@ -26793,11 +29055,11 @@
       </w:tr>
       <w:tr>
         <w:trPr>
-          <w:trHeight w:val="567"/>
+          <w:trHeight w:val="284"/>
         </w:trPr>
         <w:tc>
           <w:tcPr>
-            <w:tcW w:w="2554" w:type="dxa"/>
+            <w:tcW w:w="2693" w:type="dxa"/>
             <w:tcBorders>
               <w:top w:val="single" w:sz="4" w:space="0" w:color="auto"/>
               <w:left w:val="single" w:sz="4" w:space="0" w:color="auto"/>
@@ -26952,11 +29214,11 @@
       </w:tr>
       <w:tr>
         <w:trPr>
-          <w:trHeight w:val="567"/>
+          <w:trHeight w:val="284"/>
         </w:trPr>
         <w:tc>
           <w:tcPr>
-            <w:tcW w:w="2554" w:type="dxa"/>
+            <w:tcW w:w="2693" w:type="dxa"/>
             <w:tcBorders>
               <w:top w:val="single" w:sz="4" w:space="0" w:color="auto"/>
               <w:left w:val="single" w:sz="4" w:space="0" w:color="auto"/>
@@ -27111,11 +29373,11 @@
       </w:tr>
       <w:tr>
         <w:trPr>
-          <w:trHeight w:val="567"/>
+          <w:trHeight w:val="284"/>
         </w:trPr>
         <w:tc>
           <w:tcPr>
-            <w:tcW w:w="2554" w:type="dxa"/>
+            <w:tcW w:w="2693" w:type="dxa"/>
             <w:tcBorders>
               <w:top w:val="single" w:sz="4" w:space="0" w:color="auto"/>
               <w:left w:val="single" w:sz="4" w:space="0" w:color="auto"/>
@@ -27270,11 +29532,11 @@
       </w:tr>
       <w:tr>
         <w:trPr>
-          <w:trHeight w:val="567"/>
+          <w:trHeight w:val="284"/>
         </w:trPr>
         <w:tc>
           <w:tcPr>
-            <w:tcW w:w="2554" w:type="dxa"/>
+            <w:tcW w:w="2693" w:type="dxa"/>
             <w:tcBorders>
               <w:top w:val="single" w:sz="4" w:space="0" w:color="auto"/>
               <w:left w:val="single" w:sz="4" w:space="0" w:color="auto"/>
@@ -27436,11 +29698,11 @@
       </w:tr>
       <w:tr>
         <w:trPr>
-          <w:trHeight w:val="567"/>
+          <w:trHeight w:val="284"/>
         </w:trPr>
         <w:tc>
           <w:tcPr>
-            <w:tcW w:w="2554" w:type="dxa"/>
+            <w:tcW w:w="2693" w:type="dxa"/>
             <w:tcBorders>
               <w:top w:val="single" w:sz="4" w:space="0" w:color="auto"/>
               <w:left w:val="single" w:sz="4" w:space="0" w:color="auto"/>
@@ -27597,11 +29859,11 @@
       </w:tr>
       <w:tr>
         <w:trPr>
-          <w:trHeight w:val="567"/>
+          <w:trHeight w:val="284"/>
         </w:trPr>
         <w:tc>
           <w:tcPr>
-            <w:tcW w:w="2554" w:type="dxa"/>
+            <w:tcW w:w="2693" w:type="dxa"/>
             <w:tcBorders>
               <w:top w:val="single" w:sz="4" w:space="0" w:color="auto"/>
               <w:left w:val="single" w:sz="4" w:space="0" w:color="auto"/>
@@ -27758,11 +30020,11 @@
       </w:tr>
       <w:tr>
         <w:trPr>
-          <w:trHeight w:val="263"/>
+          <w:trHeight w:val="284"/>
         </w:trPr>
         <w:tc>
           <w:tcPr>
-            <w:tcW w:w="2554" w:type="dxa"/>
+            <w:tcW w:w="2693" w:type="dxa"/>
             <w:tcBorders>
               <w:top w:val="single" w:sz="4" w:space="0" w:color="auto"/>
               <w:left w:val="single" w:sz="4" w:space="0" w:color="auto"/>
@@ -27792,7 +30054,6 @@
                 <w:bCs/>
                 <w:szCs w:val="20"/>
               </w:rPr>
-              <w:lastRenderedPageBreak/>
               <w:t>CP-18: Validación de Estructura de Correo Electrónico</w:t>
             </w:r>
           </w:p>
@@ -27920,11 +30181,11 @@
       </w:tr>
       <w:tr>
         <w:trPr>
-          <w:trHeight w:val="567"/>
+          <w:trHeight w:val="284"/>
         </w:trPr>
         <w:tc>
           <w:tcPr>
-            <w:tcW w:w="2554" w:type="dxa"/>
+            <w:tcW w:w="2693" w:type="dxa"/>
             <w:tcBorders>
               <w:top w:val="single" w:sz="4" w:space="0" w:color="auto"/>
               <w:left w:val="single" w:sz="4" w:space="0" w:color="auto"/>
@@ -28081,11 +30342,11 @@
       </w:tr>
       <w:tr>
         <w:trPr>
-          <w:trHeight w:val="567"/>
+          <w:trHeight w:val="284"/>
         </w:trPr>
         <w:tc>
           <w:tcPr>
-            <w:tcW w:w="2554" w:type="dxa"/>
+            <w:tcW w:w="2693" w:type="dxa"/>
             <w:tcBorders>
               <w:top w:val="single" w:sz="4" w:space="0" w:color="auto"/>
               <w:left w:val="single" w:sz="4" w:space="0" w:color="auto"/>
@@ -28241,22 +30502,6 @@
         </w:tc>
       </w:tr>
     </w:tbl>
-    <w:p>
-      <w:pPr>
-        <w:pStyle w:val="Textbody"/>
-        <w:rPr>
-          <w:rFonts w:hint="eastAsia"/>
-        </w:rPr>
-      </w:pPr>
-    </w:p>
-    <w:p>
-      <w:pPr>
-        <w:pStyle w:val="Textbody"/>
-        <w:rPr>
-          <w:rFonts w:hint="eastAsia"/>
-        </w:rPr>
-      </w:pPr>
-    </w:p>
     <w:p>
       <w:pPr>
         <w:pStyle w:val="Standard"/>
@@ -31547,6 +33792,10 @@
 </file>
 
 <file path=customXml/item1.xml><?xml version="1.0" encoding="utf-8"?>
+<b:Sources xmlns:b="http://schemas.openxmlformats.org/officeDocument/2006/bibliography" xmlns="http://schemas.openxmlformats.org/officeDocument/2006/bibliography" SelectedStyle="\APASixthEditionOfficeOnline.xsl" StyleName="APA" Version="6"/>
+</file>
+
+<file path=customXml/item2.xml><?xml version="1.0" encoding="utf-8"?>
 <ct:contentTypeSchema xmlns:ct="http://schemas.microsoft.com/office/2006/metadata/contentType" xmlns:ma="http://schemas.microsoft.com/office/2006/metadata/properties/metaAttributes" ct:_="" ma:_="" ma:contentTypeName="Documento" ma:contentTypeID="0x010100AF28BDBD65D93F4BA99B6439AFEA320E" ma:contentTypeVersion="10" ma:contentTypeDescription="Crear nuevo documento." ma:contentTypeScope="" ma:versionID="11d45d99e0339591c68aad091688ac92">
   <xsd:schema xmlns:xsd="http://www.w3.org/2001/XMLSchema" xmlns:xs="http://www.w3.org/2001/XMLSchema" xmlns:p="http://schemas.microsoft.com/office/2006/metadata/properties" xmlns:ns2="9b0ef35d-78e7-41bf-847f-3c0497ad5352" xmlns:ns3="3c969135-7855-44e0-a9fe-01d799f07605" targetNamespace="http://schemas.microsoft.com/office/2006/metadata/properties" ma:root="true" ma:fieldsID="0e603a3f7bf67670d682b80385fe4b00" ns2:_="" ns3:_="">
     <xsd:import namespace="9b0ef35d-78e7-41bf-847f-3c0497ad5352"/>
@@ -31747,17 +33996,7 @@
 </ct:contentTypeSchema>
 </file>
 
-<file path=customXml/item2.xml><?xml version="1.0" encoding="utf-8"?>
-<b:Sources xmlns:b="http://schemas.openxmlformats.org/officeDocument/2006/bibliography" xmlns="http://schemas.openxmlformats.org/officeDocument/2006/bibliography" SelectedStyle="\APASixthEditionOfficeOnline.xsl" StyleName="APA" Version="6"/>
-</file>
-
 <file path=customXml/item3.xml><?xml version="1.0" encoding="utf-8"?>
-<p:properties xmlns:p="http://schemas.microsoft.com/office/2006/metadata/properties" xmlns:xsi="http://www.w3.org/2001/XMLSchema-instance" xmlns:pc="http://schemas.microsoft.com/office/infopath/2007/PartnerControls">
-  <documentManagement/>
-</p:properties>
-</file>
-
-<file path=customXml/item4.xml><?xml version="1.0" encoding="utf-8"?>
 <?mso-contentType ?>
 <FormTemplates xmlns="http://schemas.microsoft.com/sharepoint/v3/contenttype/forms">
   <Display>DocumentLibraryForm</Display>
@@ -31766,7 +34005,21 @@
 </FormTemplates>
 </file>
 
+<file path=customXml/item4.xml><?xml version="1.0" encoding="utf-8"?>
+<p:properties xmlns:p="http://schemas.microsoft.com/office/2006/metadata/properties" xmlns:xsi="http://www.w3.org/2001/XMLSchema-instance" xmlns:pc="http://schemas.microsoft.com/office/infopath/2007/PartnerControls">
+  <documentManagement/>
+</p:properties>
+</file>
+
 <file path=customXml/itemProps1.xml><?xml version="1.0" encoding="utf-8"?>
+<ds:datastoreItem xmlns:ds="http://schemas.openxmlformats.org/officeDocument/2006/customXml" ds:itemID="{862B9829-66D6-412B-98A5-E867283280C9}">
+  <ds:schemaRefs>
+    <ds:schemaRef ds:uri="http://schemas.openxmlformats.org/officeDocument/2006/bibliography"/>
+  </ds:schemaRefs>
+</ds:datastoreItem>
+</file>
+
+<file path=customXml/itemProps2.xml><?xml version="1.0" encoding="utf-8"?>
 <ds:datastoreItem xmlns:ds="http://schemas.openxmlformats.org/officeDocument/2006/customXml" ds:itemID="{8A6A4A46-F142-46C7-9854-3FE79CB2998C}">
   <ds:schemaRefs>
     <ds:schemaRef ds:uri="http://schemas.microsoft.com/office/2006/metadata/contentType"/>
@@ -31785,27 +34038,19 @@
 </ds:datastoreItem>
 </file>
 
-<file path=customXml/itemProps2.xml><?xml version="1.0" encoding="utf-8"?>
-<ds:datastoreItem xmlns:ds="http://schemas.openxmlformats.org/officeDocument/2006/customXml" ds:itemID="{862B9829-66D6-412B-98A5-E867283280C9}">
+<file path=customXml/itemProps3.xml><?xml version="1.0" encoding="utf-8"?>
+<ds:datastoreItem xmlns:ds="http://schemas.openxmlformats.org/officeDocument/2006/customXml" ds:itemID="{72654922-4FCC-494D-93F7-F43064C530AD}">
   <ds:schemaRefs>
-    <ds:schemaRef ds:uri="http://schemas.openxmlformats.org/officeDocument/2006/bibliography"/>
+    <ds:schemaRef ds:uri="http://schemas.microsoft.com/sharepoint/v3/contenttype/forms"/>
   </ds:schemaRefs>
 </ds:datastoreItem>
 </file>
 
-<file path=customXml/itemProps3.xml><?xml version="1.0" encoding="utf-8"?>
+<file path=customXml/itemProps4.xml><?xml version="1.0" encoding="utf-8"?>
 <ds:datastoreItem xmlns:ds="http://schemas.openxmlformats.org/officeDocument/2006/customXml" ds:itemID="{B203E38B-4023-43A9-9B83-ED9E35A01FB5}">
   <ds:schemaRefs>
     <ds:schemaRef ds:uri="http://schemas.microsoft.com/office/2006/metadata/properties"/>
     <ds:schemaRef ds:uri="http://schemas.microsoft.com/office/infopath/2007/PartnerControls"/>
   </ds:schemaRefs>
 </ds:datastoreItem>
-</file>
-
-<file path=customXml/itemProps4.xml><?xml version="1.0" encoding="utf-8"?>
-<ds:datastoreItem xmlns:ds="http://schemas.openxmlformats.org/officeDocument/2006/customXml" ds:itemID="{72654922-4FCC-494D-93F7-F43064C530AD}">
-  <ds:schemaRefs>
-    <ds:schemaRef ds:uri="http://schemas.microsoft.com/sharepoint/v3/contenttype/forms"/>
-  </ds:schemaRefs>
-</ds:datastoreItem>
 </file>